--- a/docs/report/First_Review_Report.docx
+++ b/docs/report/First_Review_Report.docx
@@ -4325,7 +4325,7 @@
                 <w:sz w:val="23"/>
                 <w:szCs w:val="23"/>
               </w:rPr>
-              <w:t xml:space="preserve">14</w:t>
+              <w:t xml:space="preserve">15</w:t>
             </w:r>
           </w:p>
         </w:tc>
@@ -7629,66 +7629,932 @@
     </w:p>
     <w:p>
       <w:pPr>
-        <w:spacing w:after="80" w:line="300"/>
-        <w:jc w:val="center"/>
-      </w:pPr>
-      <w:r>
-        <w:rPr>
-          <w:rFonts w:ascii="Times New Roman" w:cs="Times New Roman" w:eastAsia="Times New Roman" w:hAnsi="Times New Roman"/>
-          <w:i/>
-          <w:iCs/>
-          <w:sz w:val="24"/>
-          <w:szCs w:val="24"/>
-        </w:rPr>
-        <w:t xml:space="preserve">ℓₜ = α (yₜ − sₜ₋ₘ) + (1 − α)(ℓₜ₋₁ + bₜ₋₁)</w:t>
-      </w:r>
-    </w:p>
-    <w:p>
-      <w:pPr>
-        <w:spacing w:after="80" w:line="300"/>
-        <w:jc w:val="center"/>
-      </w:pPr>
-      <w:r>
-        <w:rPr>
-          <w:rFonts w:ascii="Times New Roman" w:cs="Times New Roman" w:eastAsia="Times New Roman" w:hAnsi="Times New Roman"/>
-          <w:i/>
-          <w:iCs/>
-          <w:sz w:val="24"/>
-          <w:szCs w:val="24"/>
-        </w:rPr>
-        <w:t xml:space="preserve">bₜ = β (ℓₜ − ℓₜ₋₁) + (1 − β) bₜ₋₁</w:t>
-      </w:r>
-    </w:p>
-    <w:p>
-      <w:pPr>
-        <w:spacing w:after="80" w:line="300"/>
-        <w:jc w:val="center"/>
-      </w:pPr>
-      <w:r>
-        <w:rPr>
-          <w:rFonts w:ascii="Times New Roman" w:cs="Times New Roman" w:eastAsia="Times New Roman" w:hAnsi="Times New Roman"/>
-          <w:i/>
-          <w:iCs/>
-          <w:sz w:val="24"/>
-          <w:szCs w:val="24"/>
-        </w:rPr>
-        <w:t xml:space="preserve">sₜ = γ (yₜ − ℓₜ) + (1 − γ) sₜ₋ₘ</w:t>
-      </w:r>
-    </w:p>
-    <w:p>
-      <w:pPr>
-        <w:spacing w:after="80" w:line="300"/>
-        <w:jc w:val="center"/>
-      </w:pPr>
-      <w:r>
-        <w:rPr>
-          <w:rFonts w:ascii="Times New Roman" w:cs="Times New Roman" w:eastAsia="Times New Roman" w:hAnsi="Times New Roman"/>
-          <w:i/>
-          <w:iCs/>
-          <w:sz w:val="24"/>
-          <w:szCs w:val="24"/>
-        </w:rPr>
-        <w:t xml:space="preserve">ŷₜ₊ₕ = ℓₜ + h·bₜ + sₜ₊ₕ₋ₘ</w:t>
+        <w:tabs>
+          <w:tab w:val="center" w:pos="4423"/>
+          <w:tab w:val="right" w:pos="8846"/>
+        </w:tabs>
+        <w:spacing w:after="100" w:line="300"/>
+      </w:pPr>
+      <w:r>
+        <w:rPr>
+          <w:rFonts w:ascii="Times New Roman" w:cs="Times New Roman" w:eastAsia="Times New Roman" w:hAnsi="Times New Roman"/>
+          <w:sz w:val="24"/>
+          <w:szCs w:val="24"/>
+        </w:rPr>
+        <w:t xml:space="preserve">	</w:t>
+      </w:r>
+      <w:r>
+        <w:rPr>
+          <w:rFonts w:ascii="Times New Roman" w:cs="Times New Roman" w:eastAsia="Times New Roman" w:hAnsi="Times New Roman"/>
+          <w:i/>
+          <w:iCs/>
+          <w:sz w:val="24"/>
+          <w:szCs w:val="24"/>
+        </w:rPr>
+        <w:t xml:space="preserve">ℓ</w:t>
+      </w:r>
+      <w:r>
+        <w:rPr>
+          <w:rFonts w:ascii="Times New Roman" w:cs="Times New Roman" w:eastAsia="Times New Roman" w:hAnsi="Times New Roman"/>
+          <w:i/>
+          <w:iCs/>
+          <w:sz w:val="24"/>
+          <w:szCs w:val="24"/>
+          <w:vertAlign w:val="subscript"/>
+        </w:rPr>
+        <w:t xml:space="preserve">t</w:t>
+      </w:r>
+      <w:r>
+        <w:rPr>
+          <w:rFonts w:ascii="Times New Roman" w:cs="Times New Roman" w:eastAsia="Times New Roman" w:hAnsi="Times New Roman"/>
+          <w:i/>
+          <w:iCs/>
+          <w:sz w:val="24"/>
+          <w:szCs w:val="24"/>
+        </w:rPr>
+        <w:t xml:space="preserve"> = α (y</w:t>
+      </w:r>
+      <w:r>
+        <w:rPr>
+          <w:rFonts w:ascii="Times New Roman" w:cs="Times New Roman" w:eastAsia="Times New Roman" w:hAnsi="Times New Roman"/>
+          <w:i/>
+          <w:iCs/>
+          <w:sz w:val="24"/>
+          <w:szCs w:val="24"/>
+          <w:vertAlign w:val="subscript"/>
+        </w:rPr>
+        <w:t xml:space="preserve">t</w:t>
+      </w:r>
+      <w:r>
+        <w:rPr>
+          <w:rFonts w:ascii="Times New Roman" w:cs="Times New Roman" w:eastAsia="Times New Roman" w:hAnsi="Times New Roman"/>
+          <w:i/>
+          <w:iCs/>
+          <w:sz w:val="24"/>
+          <w:szCs w:val="24"/>
+        </w:rPr>
+        <w:t xml:space="preserve"> − s</w:t>
+      </w:r>
+      <w:r>
+        <w:rPr>
+          <w:rFonts w:ascii="Times New Roman" w:cs="Times New Roman" w:eastAsia="Times New Roman" w:hAnsi="Times New Roman"/>
+          <w:i/>
+          <w:iCs/>
+          <w:sz w:val="24"/>
+          <w:szCs w:val="24"/>
+          <w:vertAlign w:val="subscript"/>
+        </w:rPr>
+        <w:t xml:space="preserve">t−m</w:t>
+      </w:r>
+      <w:r>
+        <w:rPr>
+          <w:rFonts w:ascii="Times New Roman" w:cs="Times New Roman" w:eastAsia="Times New Roman" w:hAnsi="Times New Roman"/>
+          <w:i/>
+          <w:iCs/>
+          <w:sz w:val="24"/>
+          <w:szCs w:val="24"/>
+        </w:rPr>
+        <w:t xml:space="preserve">) + (1 − α)(ℓ</w:t>
+      </w:r>
+      <w:r>
+        <w:rPr>
+          <w:rFonts w:ascii="Times New Roman" w:cs="Times New Roman" w:eastAsia="Times New Roman" w:hAnsi="Times New Roman"/>
+          <w:i/>
+          <w:iCs/>
+          <w:sz w:val="24"/>
+          <w:szCs w:val="24"/>
+          <w:vertAlign w:val="subscript"/>
+        </w:rPr>
+        <w:t xml:space="preserve">t−1</w:t>
+      </w:r>
+      <w:r>
+        <w:rPr>
+          <w:rFonts w:ascii="Times New Roman" w:cs="Times New Roman" w:eastAsia="Times New Roman" w:hAnsi="Times New Roman"/>
+          <w:i/>
+          <w:iCs/>
+          <w:sz w:val="24"/>
+          <w:szCs w:val="24"/>
+        </w:rPr>
+        <w:t xml:space="preserve"> + b</w:t>
+      </w:r>
+      <w:r>
+        <w:rPr>
+          <w:rFonts w:ascii="Times New Roman" w:cs="Times New Roman" w:eastAsia="Times New Roman" w:hAnsi="Times New Roman"/>
+          <w:i/>
+          <w:iCs/>
+          <w:sz w:val="24"/>
+          <w:szCs w:val="24"/>
+          <w:vertAlign w:val="subscript"/>
+        </w:rPr>
+        <w:t xml:space="preserve">t−1</w:t>
+      </w:r>
+      <w:r>
+        <w:rPr>
+          <w:rFonts w:ascii="Times New Roman" w:cs="Times New Roman" w:eastAsia="Times New Roman" w:hAnsi="Times New Roman"/>
+          <w:i/>
+          <w:iCs/>
+          <w:sz w:val="24"/>
+          <w:szCs w:val="24"/>
+        </w:rPr>
+        <w:t xml:space="preserve">)</w:t>
+      </w:r>
+      <w:r>
+        <w:rPr>
+          <w:rFonts w:ascii="Times New Roman" w:cs="Times New Roman" w:eastAsia="Times New Roman" w:hAnsi="Times New Roman"/>
+          <w:sz w:val="24"/>
+          <w:szCs w:val="24"/>
+        </w:rPr>
+        <w:t xml:space="preserve">	(3.1)</w:t>
+      </w:r>
+    </w:p>
+    <w:p>
+      <w:pPr>
+        <w:tabs>
+          <w:tab w:val="center" w:pos="4423"/>
+          <w:tab w:val="right" w:pos="8846"/>
+        </w:tabs>
+        <w:spacing w:after="100" w:line="300"/>
+      </w:pPr>
+      <w:r>
+        <w:rPr>
+          <w:rFonts w:ascii="Times New Roman" w:cs="Times New Roman" w:eastAsia="Times New Roman" w:hAnsi="Times New Roman"/>
+          <w:sz w:val="24"/>
+          <w:szCs w:val="24"/>
+        </w:rPr>
+        <w:t xml:space="preserve">	</w:t>
+      </w:r>
+      <w:r>
+        <w:rPr>
+          <w:rFonts w:ascii="Times New Roman" w:cs="Times New Roman" w:eastAsia="Times New Roman" w:hAnsi="Times New Roman"/>
+          <w:i/>
+          <w:iCs/>
+          <w:sz w:val="24"/>
+          <w:szCs w:val="24"/>
+        </w:rPr>
+        <w:t xml:space="preserve">b</w:t>
+      </w:r>
+      <w:r>
+        <w:rPr>
+          <w:rFonts w:ascii="Times New Roman" w:cs="Times New Roman" w:eastAsia="Times New Roman" w:hAnsi="Times New Roman"/>
+          <w:i/>
+          <w:iCs/>
+          <w:sz w:val="24"/>
+          <w:szCs w:val="24"/>
+          <w:vertAlign w:val="subscript"/>
+        </w:rPr>
+        <w:t xml:space="preserve">t</w:t>
+      </w:r>
+      <w:r>
+        <w:rPr>
+          <w:rFonts w:ascii="Times New Roman" w:cs="Times New Roman" w:eastAsia="Times New Roman" w:hAnsi="Times New Roman"/>
+          <w:i/>
+          <w:iCs/>
+          <w:sz w:val="24"/>
+          <w:szCs w:val="24"/>
+        </w:rPr>
+        <w:t xml:space="preserve"> = β (ℓ</w:t>
+      </w:r>
+      <w:r>
+        <w:rPr>
+          <w:rFonts w:ascii="Times New Roman" w:cs="Times New Roman" w:eastAsia="Times New Roman" w:hAnsi="Times New Roman"/>
+          <w:i/>
+          <w:iCs/>
+          <w:sz w:val="24"/>
+          <w:szCs w:val="24"/>
+          <w:vertAlign w:val="subscript"/>
+        </w:rPr>
+        <w:t xml:space="preserve">t</w:t>
+      </w:r>
+      <w:r>
+        <w:rPr>
+          <w:rFonts w:ascii="Times New Roman" w:cs="Times New Roman" w:eastAsia="Times New Roman" w:hAnsi="Times New Roman"/>
+          <w:i/>
+          <w:iCs/>
+          <w:sz w:val="24"/>
+          <w:szCs w:val="24"/>
+        </w:rPr>
+        <w:t xml:space="preserve"> − ℓ</w:t>
+      </w:r>
+      <w:r>
+        <w:rPr>
+          <w:rFonts w:ascii="Times New Roman" w:cs="Times New Roman" w:eastAsia="Times New Roman" w:hAnsi="Times New Roman"/>
+          <w:i/>
+          <w:iCs/>
+          <w:sz w:val="24"/>
+          <w:szCs w:val="24"/>
+          <w:vertAlign w:val="subscript"/>
+        </w:rPr>
+        <w:t xml:space="preserve">t−1</w:t>
+      </w:r>
+      <w:r>
+        <w:rPr>
+          <w:rFonts w:ascii="Times New Roman" w:cs="Times New Roman" w:eastAsia="Times New Roman" w:hAnsi="Times New Roman"/>
+          <w:i/>
+          <w:iCs/>
+          <w:sz w:val="24"/>
+          <w:szCs w:val="24"/>
+        </w:rPr>
+        <w:t xml:space="preserve">) + (1 − β) b</w:t>
+      </w:r>
+      <w:r>
+        <w:rPr>
+          <w:rFonts w:ascii="Times New Roman" w:cs="Times New Roman" w:eastAsia="Times New Roman" w:hAnsi="Times New Roman"/>
+          <w:i/>
+          <w:iCs/>
+          <w:sz w:val="24"/>
+          <w:szCs w:val="24"/>
+          <w:vertAlign w:val="subscript"/>
+        </w:rPr>
+        <w:t xml:space="preserve">t−1</w:t>
+      </w:r>
+      <w:r>
+        <w:rPr>
+          <w:rFonts w:ascii="Times New Roman" w:cs="Times New Roman" w:eastAsia="Times New Roman" w:hAnsi="Times New Roman"/>
+          <w:sz w:val="24"/>
+          <w:szCs w:val="24"/>
+        </w:rPr>
+        <w:t xml:space="preserve">	(3.2)</w:t>
+      </w:r>
+    </w:p>
+    <w:p>
+      <w:pPr>
+        <w:tabs>
+          <w:tab w:val="center" w:pos="4423"/>
+          <w:tab w:val="right" w:pos="8846"/>
+        </w:tabs>
+        <w:spacing w:after="100" w:line="300"/>
+      </w:pPr>
+      <w:r>
+        <w:rPr>
+          <w:rFonts w:ascii="Times New Roman" w:cs="Times New Roman" w:eastAsia="Times New Roman" w:hAnsi="Times New Roman"/>
+          <w:sz w:val="24"/>
+          <w:szCs w:val="24"/>
+        </w:rPr>
+        <w:t xml:space="preserve">	</w:t>
+      </w:r>
+      <w:r>
+        <w:rPr>
+          <w:rFonts w:ascii="Times New Roman" w:cs="Times New Roman" w:eastAsia="Times New Roman" w:hAnsi="Times New Roman"/>
+          <w:i/>
+          <w:iCs/>
+          <w:sz w:val="24"/>
+          <w:szCs w:val="24"/>
+        </w:rPr>
+        <w:t xml:space="preserve">s</w:t>
+      </w:r>
+      <w:r>
+        <w:rPr>
+          <w:rFonts w:ascii="Times New Roman" w:cs="Times New Roman" w:eastAsia="Times New Roman" w:hAnsi="Times New Roman"/>
+          <w:i/>
+          <w:iCs/>
+          <w:sz w:val="24"/>
+          <w:szCs w:val="24"/>
+          <w:vertAlign w:val="subscript"/>
+        </w:rPr>
+        <w:t xml:space="preserve">t</w:t>
+      </w:r>
+      <w:r>
+        <w:rPr>
+          <w:rFonts w:ascii="Times New Roman" w:cs="Times New Roman" w:eastAsia="Times New Roman" w:hAnsi="Times New Roman"/>
+          <w:i/>
+          <w:iCs/>
+          <w:sz w:val="24"/>
+          <w:szCs w:val="24"/>
+        </w:rPr>
+        <w:t xml:space="preserve"> = γ (y</w:t>
+      </w:r>
+      <w:r>
+        <w:rPr>
+          <w:rFonts w:ascii="Times New Roman" w:cs="Times New Roman" w:eastAsia="Times New Roman" w:hAnsi="Times New Roman"/>
+          <w:i/>
+          <w:iCs/>
+          <w:sz w:val="24"/>
+          <w:szCs w:val="24"/>
+          <w:vertAlign w:val="subscript"/>
+        </w:rPr>
+        <w:t xml:space="preserve">t</w:t>
+      </w:r>
+      <w:r>
+        <w:rPr>
+          <w:rFonts w:ascii="Times New Roman" w:cs="Times New Roman" w:eastAsia="Times New Roman" w:hAnsi="Times New Roman"/>
+          <w:i/>
+          <w:iCs/>
+          <w:sz w:val="24"/>
+          <w:szCs w:val="24"/>
+        </w:rPr>
+        <w:t xml:space="preserve"> − ℓ</w:t>
+      </w:r>
+      <w:r>
+        <w:rPr>
+          <w:rFonts w:ascii="Times New Roman" w:cs="Times New Roman" w:eastAsia="Times New Roman" w:hAnsi="Times New Roman"/>
+          <w:i/>
+          <w:iCs/>
+          <w:sz w:val="24"/>
+          <w:szCs w:val="24"/>
+          <w:vertAlign w:val="subscript"/>
+        </w:rPr>
+        <w:t xml:space="preserve">t</w:t>
+      </w:r>
+      <w:r>
+        <w:rPr>
+          <w:rFonts w:ascii="Times New Roman" w:cs="Times New Roman" w:eastAsia="Times New Roman" w:hAnsi="Times New Roman"/>
+          <w:i/>
+          <w:iCs/>
+          <w:sz w:val="24"/>
+          <w:szCs w:val="24"/>
+        </w:rPr>
+        <w:t xml:space="preserve">) + (1 − γ) s</w:t>
+      </w:r>
+      <w:r>
+        <w:rPr>
+          <w:rFonts w:ascii="Times New Roman" w:cs="Times New Roman" w:eastAsia="Times New Roman" w:hAnsi="Times New Roman"/>
+          <w:i/>
+          <w:iCs/>
+          <w:sz w:val="24"/>
+          <w:szCs w:val="24"/>
+          <w:vertAlign w:val="subscript"/>
+        </w:rPr>
+        <w:t xml:space="preserve">t−m</w:t>
+      </w:r>
+      <w:r>
+        <w:rPr>
+          <w:rFonts w:ascii="Times New Roman" w:cs="Times New Roman" w:eastAsia="Times New Roman" w:hAnsi="Times New Roman"/>
+          <w:sz w:val="24"/>
+          <w:szCs w:val="24"/>
+        </w:rPr>
+        <w:t xml:space="preserve">	(3.3)</w:t>
+      </w:r>
+    </w:p>
+    <w:p>
+      <w:pPr>
+        <w:tabs>
+          <w:tab w:val="center" w:pos="4423"/>
+          <w:tab w:val="right" w:pos="8846"/>
+        </w:tabs>
+        <w:spacing w:after="100" w:line="300"/>
+      </w:pPr>
+      <w:r>
+        <w:rPr>
+          <w:rFonts w:ascii="Times New Roman" w:cs="Times New Roman" w:eastAsia="Times New Roman" w:hAnsi="Times New Roman"/>
+          <w:sz w:val="24"/>
+          <w:szCs w:val="24"/>
+        </w:rPr>
+        <w:t xml:space="preserve">	</w:t>
+      </w:r>
+      <w:r>
+        <w:rPr>
+          <w:rFonts w:ascii="Times New Roman" w:cs="Times New Roman" w:eastAsia="Times New Roman" w:hAnsi="Times New Roman"/>
+          <w:i/>
+          <w:iCs/>
+          <w:sz w:val="24"/>
+          <w:szCs w:val="24"/>
+        </w:rPr>
+        <w:t xml:space="preserve">ŷ</w:t>
+      </w:r>
+      <w:r>
+        <w:rPr>
+          <w:rFonts w:ascii="Times New Roman" w:cs="Times New Roman" w:eastAsia="Times New Roman" w:hAnsi="Times New Roman"/>
+          <w:i/>
+          <w:iCs/>
+          <w:sz w:val="24"/>
+          <w:szCs w:val="24"/>
+          <w:vertAlign w:val="subscript"/>
+        </w:rPr>
+        <w:t xml:space="preserve">t+h</w:t>
+      </w:r>
+      <w:r>
+        <w:rPr>
+          <w:rFonts w:ascii="Times New Roman" w:cs="Times New Roman" w:eastAsia="Times New Roman" w:hAnsi="Times New Roman"/>
+          <w:i/>
+          <w:iCs/>
+          <w:sz w:val="24"/>
+          <w:szCs w:val="24"/>
+        </w:rPr>
+        <w:t xml:space="preserve"> = ℓ</w:t>
+      </w:r>
+      <w:r>
+        <w:rPr>
+          <w:rFonts w:ascii="Times New Roman" w:cs="Times New Roman" w:eastAsia="Times New Roman" w:hAnsi="Times New Roman"/>
+          <w:i/>
+          <w:iCs/>
+          <w:sz w:val="24"/>
+          <w:szCs w:val="24"/>
+          <w:vertAlign w:val="subscript"/>
+        </w:rPr>
+        <w:t xml:space="preserve">t</w:t>
+      </w:r>
+      <w:r>
+        <w:rPr>
+          <w:rFonts w:ascii="Times New Roman" w:cs="Times New Roman" w:eastAsia="Times New Roman" w:hAnsi="Times New Roman"/>
+          <w:i/>
+          <w:iCs/>
+          <w:sz w:val="24"/>
+          <w:szCs w:val="24"/>
+        </w:rPr>
+        <w:t xml:space="preserve"> + h · b</w:t>
+      </w:r>
+      <w:r>
+        <w:rPr>
+          <w:rFonts w:ascii="Times New Roman" w:cs="Times New Roman" w:eastAsia="Times New Roman" w:hAnsi="Times New Roman"/>
+          <w:i/>
+          <w:iCs/>
+          <w:sz w:val="24"/>
+          <w:szCs w:val="24"/>
+          <w:vertAlign w:val="subscript"/>
+        </w:rPr>
+        <w:t xml:space="preserve">t</w:t>
+      </w:r>
+      <w:r>
+        <w:rPr>
+          <w:rFonts w:ascii="Times New Roman" w:cs="Times New Roman" w:eastAsia="Times New Roman" w:hAnsi="Times New Roman"/>
+          <w:i/>
+          <w:iCs/>
+          <w:sz w:val="24"/>
+          <w:szCs w:val="24"/>
+        </w:rPr>
+        <w:t xml:space="preserve"> + s</w:t>
+      </w:r>
+      <w:r>
+        <w:rPr>
+          <w:rFonts w:ascii="Times New Roman" w:cs="Times New Roman" w:eastAsia="Times New Roman" w:hAnsi="Times New Roman"/>
+          <w:i/>
+          <w:iCs/>
+          <w:sz w:val="24"/>
+          <w:szCs w:val="24"/>
+          <w:vertAlign w:val="subscript"/>
+        </w:rPr>
+        <w:t xml:space="preserve">t+h−m</w:t>
+      </w:r>
+      <w:r>
+        <w:rPr>
+          <w:rFonts w:ascii="Times New Roman" w:cs="Times New Roman" w:eastAsia="Times New Roman" w:hAnsi="Times New Roman"/>
+          <w:sz w:val="24"/>
+          <w:szCs w:val="24"/>
+        </w:rPr>
+        <w:t xml:space="preserve">	(3.4)</w:t>
+      </w:r>
+    </w:p>
+    <w:p>
+      <w:pPr>
+        <w:spacing w:after="140" w:before="0" w:line="360"/>
+        <w:jc w:val="both"/>
+      </w:pPr>
+      <w:r>
+        <w:rPr>
+          <w:rFonts w:ascii="Times New Roman" w:cs="Times New Roman" w:eastAsia="Times New Roman" w:hAnsi="Times New Roman"/>
+          <w:sz w:val="24"/>
+          <w:szCs w:val="24"/>
+        </w:rPr>
+        <w:t xml:space="preserve">where:</w:t>
+      </w:r>
+    </w:p>
+    <w:p>
+      <w:pPr>
+        <w:pStyle w:val="ListParagraph"/>
+        <w:numPr>
+          <w:ilvl w:val="0"/>
+          <w:numId w:val="5"/>
+        </w:numPr>
+        <w:spacing w:after="80" w:line="360"/>
+        <w:jc w:val="both"/>
+      </w:pPr>
+      <w:r>
+        <w:rPr>
+          <w:rFonts w:ascii="Times New Roman" w:cs="Times New Roman" w:eastAsia="Times New Roman" w:hAnsi="Times New Roman"/>
+          <w:i/>
+          <w:iCs/>
+          <w:sz w:val="24"/>
+          <w:szCs w:val="24"/>
+        </w:rPr>
+        <w:t xml:space="preserve">y</w:t>
+      </w:r>
+      <w:r>
+        <w:rPr>
+          <w:rFonts w:ascii="Times New Roman" w:cs="Times New Roman" w:eastAsia="Times New Roman" w:hAnsi="Times New Roman"/>
+          <w:i/>
+          <w:iCs/>
+          <w:sz w:val="24"/>
+          <w:szCs w:val="24"/>
+          <w:vertAlign w:val="subscript"/>
+        </w:rPr>
+        <w:t xml:space="preserve">t</w:t>
+      </w:r>
+      <w:r>
+        <w:rPr>
+          <w:rFonts w:ascii="Times New Roman" w:cs="Times New Roman" w:eastAsia="Times New Roman" w:hAnsi="Times New Roman"/>
+          <w:sz w:val="24"/>
+          <w:szCs w:val="24"/>
+        </w:rPr>
+        <w:t xml:space="preserve"> is the number of units of the product actually sold on day </w:t>
+      </w:r>
+      <w:r>
+        <w:rPr>
+          <w:rFonts w:ascii="Times New Roman" w:cs="Times New Roman" w:eastAsia="Times New Roman" w:hAnsi="Times New Roman"/>
+          <w:i/>
+          <w:iCs/>
+          <w:sz w:val="24"/>
+          <w:szCs w:val="24"/>
+        </w:rPr>
+        <w:t xml:space="preserve">t</w:t>
+      </w:r>
+      <w:r>
+        <w:rPr>
+          <w:rFonts w:ascii="Times New Roman" w:cs="Times New Roman" w:eastAsia="Times New Roman" w:hAnsi="Times New Roman"/>
+          <w:sz w:val="24"/>
+          <w:szCs w:val="24"/>
+        </w:rPr>
+        <w:t xml:space="preserve">.</w:t>
+      </w:r>
+    </w:p>
+    <w:p>
+      <w:pPr>
+        <w:pStyle w:val="ListParagraph"/>
+        <w:numPr>
+          <w:ilvl w:val="0"/>
+          <w:numId w:val="5"/>
+        </w:numPr>
+        <w:spacing w:after="80" w:line="360"/>
+        <w:jc w:val="both"/>
+      </w:pPr>
+      <w:r>
+        <w:rPr>
+          <w:rFonts w:ascii="Times New Roman" w:cs="Times New Roman" w:eastAsia="Times New Roman" w:hAnsi="Times New Roman"/>
+          <w:i/>
+          <w:iCs/>
+          <w:sz w:val="24"/>
+          <w:szCs w:val="24"/>
+        </w:rPr>
+        <w:t xml:space="preserve">ℓ</w:t>
+      </w:r>
+      <w:r>
+        <w:rPr>
+          <w:rFonts w:ascii="Times New Roman" w:cs="Times New Roman" w:eastAsia="Times New Roman" w:hAnsi="Times New Roman"/>
+          <w:i/>
+          <w:iCs/>
+          <w:sz w:val="24"/>
+          <w:szCs w:val="24"/>
+          <w:vertAlign w:val="subscript"/>
+        </w:rPr>
+        <w:t xml:space="preserve">t</w:t>
+      </w:r>
+      <w:r>
+        <w:rPr>
+          <w:rFonts w:ascii="Times New Roman" w:cs="Times New Roman" w:eastAsia="Times New Roman" w:hAnsi="Times New Roman"/>
+          <w:sz w:val="24"/>
+          <w:szCs w:val="24"/>
+        </w:rPr>
+        <w:t xml:space="preserve"> (</w:t>
+      </w:r>
+      <w:r>
+        <w:rPr>
+          <w:rFonts w:ascii="Times New Roman" w:cs="Times New Roman" w:eastAsia="Times New Roman" w:hAnsi="Times New Roman"/>
+          <w:b/>
+          <w:bCs/>
+          <w:sz w:val="24"/>
+          <w:szCs w:val="24"/>
+        </w:rPr>
+        <w:t xml:space="preserve">level</w:t>
+      </w:r>
+      <w:r>
+        <w:rPr>
+          <w:rFonts w:ascii="Times New Roman" w:cs="Times New Roman" w:eastAsia="Times New Roman" w:hAnsi="Times New Roman"/>
+          <w:sz w:val="24"/>
+          <w:szCs w:val="24"/>
+        </w:rPr>
+        <w:t xml:space="preserve">) is the product's normal daily sales with the day-of-the-week effect taken out, as estimated on day </w:t>
+      </w:r>
+      <w:r>
+        <w:rPr>
+          <w:rFonts w:ascii="Times New Roman" w:cs="Times New Roman" w:eastAsia="Times New Roman" w:hAnsi="Times New Roman"/>
+          <w:i/>
+          <w:iCs/>
+          <w:sz w:val="24"/>
+          <w:szCs w:val="24"/>
+        </w:rPr>
+        <w:t xml:space="preserve">t</w:t>
+      </w:r>
+      <w:r>
+        <w:rPr>
+          <w:rFonts w:ascii="Times New Roman" w:cs="Times New Roman" w:eastAsia="Times New Roman" w:hAnsi="Times New Roman"/>
+          <w:sz w:val="24"/>
+          <w:szCs w:val="24"/>
+        </w:rPr>
+        <w:t xml:space="preserve">.</w:t>
+      </w:r>
+    </w:p>
+    <w:p>
+      <w:pPr>
+        <w:pStyle w:val="ListParagraph"/>
+        <w:numPr>
+          <w:ilvl w:val="0"/>
+          <w:numId w:val="5"/>
+        </w:numPr>
+        <w:spacing w:after="80" w:line="360"/>
+        <w:jc w:val="both"/>
+      </w:pPr>
+      <w:r>
+        <w:rPr>
+          <w:rFonts w:ascii="Times New Roman" w:cs="Times New Roman" w:eastAsia="Times New Roman" w:hAnsi="Times New Roman"/>
+          <w:i/>
+          <w:iCs/>
+          <w:sz w:val="24"/>
+          <w:szCs w:val="24"/>
+        </w:rPr>
+        <w:t xml:space="preserve">b</w:t>
+      </w:r>
+      <w:r>
+        <w:rPr>
+          <w:rFonts w:ascii="Times New Roman" w:cs="Times New Roman" w:eastAsia="Times New Roman" w:hAnsi="Times New Roman"/>
+          <w:i/>
+          <w:iCs/>
+          <w:sz w:val="24"/>
+          <w:szCs w:val="24"/>
+          <w:vertAlign w:val="subscript"/>
+        </w:rPr>
+        <w:t xml:space="preserve">t</w:t>
+      </w:r>
+      <w:r>
+        <w:rPr>
+          <w:rFonts w:ascii="Times New Roman" w:cs="Times New Roman" w:eastAsia="Times New Roman" w:hAnsi="Times New Roman"/>
+          <w:sz w:val="24"/>
+          <w:szCs w:val="24"/>
+        </w:rPr>
+        <w:t xml:space="preserve"> (</w:t>
+      </w:r>
+      <w:r>
+        <w:rPr>
+          <w:rFonts w:ascii="Times New Roman" w:cs="Times New Roman" w:eastAsia="Times New Roman" w:hAnsi="Times New Roman"/>
+          <w:b/>
+          <w:bCs/>
+          <w:sz w:val="24"/>
+          <w:szCs w:val="24"/>
+        </w:rPr>
+        <w:t xml:space="preserve">trend</w:t>
+      </w:r>
+      <w:r>
+        <w:rPr>
+          <w:rFonts w:ascii="Times New Roman" w:cs="Times New Roman" w:eastAsia="Times New Roman" w:hAnsi="Times New Roman"/>
+          <w:sz w:val="24"/>
+          <w:szCs w:val="24"/>
+        </w:rPr>
+        <w:t xml:space="preserve">) is how much the level is rising per day; it is negative when sales are falling.</w:t>
+      </w:r>
+    </w:p>
+    <w:p>
+      <w:pPr>
+        <w:pStyle w:val="ListParagraph"/>
+        <w:numPr>
+          <w:ilvl w:val="0"/>
+          <w:numId w:val="5"/>
+        </w:numPr>
+        <w:spacing w:after="80" w:line="360"/>
+        <w:jc w:val="both"/>
+      </w:pPr>
+      <w:r>
+        <w:rPr>
+          <w:rFonts w:ascii="Times New Roman" w:cs="Times New Roman" w:eastAsia="Times New Roman" w:hAnsi="Times New Roman"/>
+          <w:i/>
+          <w:iCs/>
+          <w:sz w:val="24"/>
+          <w:szCs w:val="24"/>
+        </w:rPr>
+        <w:t xml:space="preserve">s</w:t>
+      </w:r>
+      <w:r>
+        <w:rPr>
+          <w:rFonts w:ascii="Times New Roman" w:cs="Times New Roman" w:eastAsia="Times New Roman" w:hAnsi="Times New Roman"/>
+          <w:i/>
+          <w:iCs/>
+          <w:sz w:val="24"/>
+          <w:szCs w:val="24"/>
+          <w:vertAlign w:val="subscript"/>
+        </w:rPr>
+        <w:t xml:space="preserve">t</w:t>
+      </w:r>
+      <w:r>
+        <w:rPr>
+          <w:rFonts w:ascii="Times New Roman" w:cs="Times New Roman" w:eastAsia="Times New Roman" w:hAnsi="Times New Roman"/>
+          <w:sz w:val="24"/>
+          <w:szCs w:val="24"/>
+        </w:rPr>
+        <w:t xml:space="preserve"> (</w:t>
+      </w:r>
+      <w:r>
+        <w:rPr>
+          <w:rFonts w:ascii="Times New Roman" w:cs="Times New Roman" w:eastAsia="Times New Roman" w:hAnsi="Times New Roman"/>
+          <w:b/>
+          <w:bCs/>
+          <w:sz w:val="24"/>
+          <w:szCs w:val="24"/>
+        </w:rPr>
+        <w:t xml:space="preserve">seasonal effect</w:t>
+      </w:r>
+      <w:r>
+        <w:rPr>
+          <w:rFonts w:ascii="Times New Roman" w:cs="Times New Roman" w:eastAsia="Times New Roman" w:hAnsi="Times New Roman"/>
+          <w:sz w:val="24"/>
+          <w:szCs w:val="24"/>
+        </w:rPr>
+        <w:t xml:space="preserve">) is how far above or below the level sales usually are on that day of the week, for example +6 units on a Saturday and −4 units on a Monday.</w:t>
+      </w:r>
+    </w:p>
+    <w:p>
+      <w:pPr>
+        <w:pStyle w:val="ListParagraph"/>
+        <w:numPr>
+          <w:ilvl w:val="0"/>
+          <w:numId w:val="5"/>
+        </w:numPr>
+        <w:spacing w:after="80" w:line="360"/>
+        <w:jc w:val="both"/>
+      </w:pPr>
+      <w:r>
+        <w:rPr>
+          <w:rFonts w:ascii="Times New Roman" w:cs="Times New Roman" w:eastAsia="Times New Roman" w:hAnsi="Times New Roman"/>
+          <w:i/>
+          <w:iCs/>
+          <w:sz w:val="24"/>
+          <w:szCs w:val="24"/>
+        </w:rPr>
+        <w:t xml:space="preserve">m</w:t>
+      </w:r>
+      <w:r>
+        <w:rPr>
+          <w:rFonts w:ascii="Times New Roman" w:cs="Times New Roman" w:eastAsia="Times New Roman" w:hAnsi="Times New Roman"/>
+          <w:sz w:val="24"/>
+          <w:szCs w:val="24"/>
+        </w:rPr>
+        <w:t xml:space="preserve"> = 7 is the length of the season in days (one week), so </w:t>
+      </w:r>
+      <w:r>
+        <w:rPr>
+          <w:rFonts w:ascii="Times New Roman" w:cs="Times New Roman" w:eastAsia="Times New Roman" w:hAnsi="Times New Roman"/>
+          <w:i/>
+          <w:iCs/>
+          <w:sz w:val="24"/>
+          <w:szCs w:val="24"/>
+        </w:rPr>
+        <w:t xml:space="preserve">s</w:t>
+      </w:r>
+      <w:r>
+        <w:rPr>
+          <w:rFonts w:ascii="Times New Roman" w:cs="Times New Roman" w:eastAsia="Times New Roman" w:hAnsi="Times New Roman"/>
+          <w:i/>
+          <w:iCs/>
+          <w:sz w:val="24"/>
+          <w:szCs w:val="24"/>
+          <w:vertAlign w:val="subscript"/>
+        </w:rPr>
+        <w:t xml:space="preserve">t−m</w:t>
+      </w:r>
+      <w:r>
+        <w:rPr>
+          <w:rFonts w:ascii="Times New Roman" w:cs="Times New Roman" w:eastAsia="Times New Roman" w:hAnsi="Times New Roman"/>
+          <w:sz w:val="24"/>
+          <w:szCs w:val="24"/>
+        </w:rPr>
+        <w:t xml:space="preserve"> is the seasonal effect of the same weekday one week earlier.</w:t>
+      </w:r>
+    </w:p>
+    <w:p>
+      <w:pPr>
+        <w:pStyle w:val="ListParagraph"/>
+        <w:numPr>
+          <w:ilvl w:val="0"/>
+          <w:numId w:val="5"/>
+        </w:numPr>
+        <w:spacing w:after="80" w:line="360"/>
+        <w:jc w:val="both"/>
+      </w:pPr>
+      <w:r>
+        <w:rPr>
+          <w:rFonts w:ascii="Times New Roman" w:cs="Times New Roman" w:eastAsia="Times New Roman" w:hAnsi="Times New Roman"/>
+          <w:i/>
+          <w:iCs/>
+          <w:sz w:val="24"/>
+          <w:szCs w:val="24"/>
+        </w:rPr>
+        <w:t xml:space="preserve">h</w:t>
+      </w:r>
+      <w:r>
+        <w:rPr>
+          <w:rFonts w:ascii="Times New Roman" w:cs="Times New Roman" w:eastAsia="Times New Roman" w:hAnsi="Times New Roman"/>
+          <w:sz w:val="24"/>
+          <w:szCs w:val="24"/>
+        </w:rPr>
+        <w:t xml:space="preserve"> is the number of days ahead being forecast, and </w:t>
+      </w:r>
+      <w:r>
+        <w:rPr>
+          <w:rFonts w:ascii="Times New Roman" w:cs="Times New Roman" w:eastAsia="Times New Roman" w:hAnsi="Times New Roman"/>
+          <w:i/>
+          <w:iCs/>
+          <w:sz w:val="24"/>
+          <w:szCs w:val="24"/>
+        </w:rPr>
+        <w:t xml:space="preserve">ŷ</w:t>
+      </w:r>
+      <w:r>
+        <w:rPr>
+          <w:rFonts w:ascii="Times New Roman" w:cs="Times New Roman" w:eastAsia="Times New Roman" w:hAnsi="Times New Roman"/>
+          <w:i/>
+          <w:iCs/>
+          <w:sz w:val="24"/>
+          <w:szCs w:val="24"/>
+          <w:vertAlign w:val="subscript"/>
+        </w:rPr>
+        <w:t xml:space="preserve">t+h</w:t>
+      </w:r>
+      <w:r>
+        <w:rPr>
+          <w:rFonts w:ascii="Times New Roman" w:cs="Times New Roman" w:eastAsia="Times New Roman" w:hAnsi="Times New Roman"/>
+          <w:sz w:val="24"/>
+          <w:szCs w:val="24"/>
+        </w:rPr>
+        <w:t xml:space="preserve"> is the forecast of the units that will be sold on day </w:t>
+      </w:r>
+      <w:r>
+        <w:rPr>
+          <w:rFonts w:ascii="Times New Roman" w:cs="Times New Roman" w:eastAsia="Times New Roman" w:hAnsi="Times New Roman"/>
+          <w:i/>
+          <w:iCs/>
+          <w:sz w:val="24"/>
+          <w:szCs w:val="24"/>
+        </w:rPr>
+        <w:t xml:space="preserve">t + h</w:t>
+      </w:r>
+      <w:r>
+        <w:rPr>
+          <w:rFonts w:ascii="Times New Roman" w:cs="Times New Roman" w:eastAsia="Times New Roman" w:hAnsi="Times New Roman"/>
+          <w:sz w:val="24"/>
+          <w:szCs w:val="24"/>
+        </w:rPr>
+        <w:t xml:space="preserve">.</w:t>
+      </w:r>
+    </w:p>
+    <w:p>
+      <w:pPr>
+        <w:pStyle w:val="ListParagraph"/>
+        <w:numPr>
+          <w:ilvl w:val="0"/>
+          <w:numId w:val="5"/>
+        </w:numPr>
+        <w:spacing w:after="80" w:line="360"/>
+        <w:jc w:val="both"/>
+      </w:pPr>
+      <w:r>
+        <w:rPr>
+          <w:rFonts w:ascii="Times New Roman" w:cs="Times New Roman" w:eastAsia="Times New Roman" w:hAnsi="Times New Roman"/>
+          <w:i/>
+          <w:iCs/>
+          <w:sz w:val="24"/>
+          <w:szCs w:val="24"/>
+        </w:rPr>
+        <w:t xml:space="preserve">α</w:t>
+      </w:r>
+      <w:r>
+        <w:rPr>
+          <w:rFonts w:ascii="Times New Roman" w:cs="Times New Roman" w:eastAsia="Times New Roman" w:hAnsi="Times New Roman"/>
+          <w:sz w:val="24"/>
+          <w:szCs w:val="24"/>
+        </w:rPr>
+        <w:t xml:space="preserve">, </w:t>
+      </w:r>
+      <w:r>
+        <w:rPr>
+          <w:rFonts w:ascii="Times New Roman" w:cs="Times New Roman" w:eastAsia="Times New Roman" w:hAnsi="Times New Roman"/>
+          <w:i/>
+          <w:iCs/>
+          <w:sz w:val="24"/>
+          <w:szCs w:val="24"/>
+        </w:rPr>
+        <w:t xml:space="preserve">β</w:t>
+      </w:r>
+      <w:r>
+        <w:rPr>
+          <w:rFonts w:ascii="Times New Roman" w:cs="Times New Roman" w:eastAsia="Times New Roman" w:hAnsi="Times New Roman"/>
+          <w:sz w:val="24"/>
+          <w:szCs w:val="24"/>
+        </w:rPr>
+        <w:t xml:space="preserve"> and </w:t>
+      </w:r>
+      <w:r>
+        <w:rPr>
+          <w:rFonts w:ascii="Times New Roman" w:cs="Times New Roman" w:eastAsia="Times New Roman" w:hAnsi="Times New Roman"/>
+          <w:i/>
+          <w:iCs/>
+          <w:sz w:val="24"/>
+          <w:szCs w:val="24"/>
+        </w:rPr>
+        <w:t xml:space="preserve">γ</w:t>
+      </w:r>
+      <w:r>
+        <w:rPr>
+          <w:rFonts w:ascii="Times New Roman" w:cs="Times New Roman" w:eastAsia="Times New Roman" w:hAnsi="Times New Roman"/>
+          <w:sz w:val="24"/>
+          <w:szCs w:val="24"/>
+        </w:rPr>
+        <w:t xml:space="preserve"> are smoothing constants between 0 and 1 for the level, the trend and the seasonal effect. A value close to 1 gives the newest day a lot of weight, so the estimate reacts quickly; a value close to 0 keeps the estimate steady.</w:t>
       </w:r>
     </w:p>
     <w:p>
@@ -7700,10 +8566,1135 @@
       <w:r>
         <w:rPr>
           <w:rFonts w:ascii="Times New Roman" w:cs="Times New Roman" w:eastAsia="Times New Roman" w:hAnsi="Times New Roman"/>
-          <w:sz w:val="24"/>
-          <w:szCs w:val="24"/>
-        </w:rPr>
-        <w:t xml:space="preserve">For products with too little history, a moving average is used instead. Festivals such as Diwali, Ganesh Chaturthi and Eid cause short, sharp increases in demand for certain goods; an uplift factor for each product is learned from its sales around past festivals and applied to known upcoming festival dates. Forecast accuracy is measured with the Mean Absolute Percentage Error, MAPE = (100/n) Σ |yₜ − ŷₜ| / yₜ, on a hold-out period.</w:t>
+          <w:b/>
+          <w:bCs/>
+          <w:sz w:val="24"/>
+          <w:szCs w:val="24"/>
+        </w:rPr>
+        <w:t xml:space="preserve">Equation (3.1)</w:t>
+      </w:r>
+      <w:r>
+        <w:rPr>
+          <w:rFonts w:ascii="Times New Roman" w:cs="Times New Roman" w:eastAsia="Times New Roman" w:hAnsi="Times New Roman"/>
+          <w:sz w:val="24"/>
+          <w:szCs w:val="24"/>
+        </w:rPr>
+        <w:t xml:space="preserve"> updates the level. The day's sales are first corrected for the day of the week by subtracting the usual effect of that weekday, </w:t>
+      </w:r>
+      <w:r>
+        <w:rPr>
+          <w:rFonts w:ascii="Times New Roman" w:cs="Times New Roman" w:eastAsia="Times New Roman" w:hAnsi="Times New Roman"/>
+          <w:i/>
+          <w:iCs/>
+          <w:sz w:val="24"/>
+          <w:szCs w:val="24"/>
+        </w:rPr>
+        <w:t xml:space="preserve">y</w:t>
+      </w:r>
+      <w:r>
+        <w:rPr>
+          <w:rFonts w:ascii="Times New Roman" w:cs="Times New Roman" w:eastAsia="Times New Roman" w:hAnsi="Times New Roman"/>
+          <w:i/>
+          <w:iCs/>
+          <w:sz w:val="24"/>
+          <w:szCs w:val="24"/>
+          <w:vertAlign w:val="subscript"/>
+        </w:rPr>
+        <w:t xml:space="preserve">t</w:t>
+      </w:r>
+      <w:r>
+        <w:rPr>
+          <w:rFonts w:ascii="Times New Roman" w:cs="Times New Roman" w:eastAsia="Times New Roman" w:hAnsi="Times New Roman"/>
+          <w:i/>
+          <w:iCs/>
+          <w:sz w:val="24"/>
+          <w:szCs w:val="24"/>
+        </w:rPr>
+        <w:t xml:space="preserve"> − s</w:t>
+      </w:r>
+      <w:r>
+        <w:rPr>
+          <w:rFonts w:ascii="Times New Roman" w:cs="Times New Roman" w:eastAsia="Times New Roman" w:hAnsi="Times New Roman"/>
+          <w:i/>
+          <w:iCs/>
+          <w:sz w:val="24"/>
+          <w:szCs w:val="24"/>
+          <w:vertAlign w:val="subscript"/>
+        </w:rPr>
+        <w:t xml:space="preserve">t−m</w:t>
+      </w:r>
+      <w:r>
+        <w:rPr>
+          <w:rFonts w:ascii="Times New Roman" w:cs="Times New Roman" w:eastAsia="Times New Roman" w:hAnsi="Times New Roman"/>
+          <w:sz w:val="24"/>
+          <w:szCs w:val="24"/>
+        </w:rPr>
+        <w:t xml:space="preserve">, so that a busy Saturday is not mistaken for a real rise in demand. This corrected value is then blended with what the previous level and trend expected for today, </w:t>
+      </w:r>
+      <w:r>
+        <w:rPr>
+          <w:rFonts w:ascii="Times New Roman" w:cs="Times New Roman" w:eastAsia="Times New Roman" w:hAnsi="Times New Roman"/>
+          <w:i/>
+          <w:iCs/>
+          <w:sz w:val="24"/>
+          <w:szCs w:val="24"/>
+        </w:rPr>
+        <w:t xml:space="preserve">ℓ</w:t>
+      </w:r>
+      <w:r>
+        <w:rPr>
+          <w:rFonts w:ascii="Times New Roman" w:cs="Times New Roman" w:eastAsia="Times New Roman" w:hAnsi="Times New Roman"/>
+          <w:i/>
+          <w:iCs/>
+          <w:sz w:val="24"/>
+          <w:szCs w:val="24"/>
+          <w:vertAlign w:val="subscript"/>
+        </w:rPr>
+        <w:t xml:space="preserve">t−1</w:t>
+      </w:r>
+      <w:r>
+        <w:rPr>
+          <w:rFonts w:ascii="Times New Roman" w:cs="Times New Roman" w:eastAsia="Times New Roman" w:hAnsi="Times New Roman"/>
+          <w:i/>
+          <w:iCs/>
+          <w:sz w:val="24"/>
+          <w:szCs w:val="24"/>
+        </w:rPr>
+        <w:t xml:space="preserve"> + b</w:t>
+      </w:r>
+      <w:r>
+        <w:rPr>
+          <w:rFonts w:ascii="Times New Roman" w:cs="Times New Roman" w:eastAsia="Times New Roman" w:hAnsi="Times New Roman"/>
+          <w:i/>
+          <w:iCs/>
+          <w:sz w:val="24"/>
+          <w:szCs w:val="24"/>
+          <w:vertAlign w:val="subscript"/>
+        </w:rPr>
+        <w:t xml:space="preserve">t−1</w:t>
+      </w:r>
+      <w:r>
+        <w:rPr>
+          <w:rFonts w:ascii="Times New Roman" w:cs="Times New Roman" w:eastAsia="Times New Roman" w:hAnsi="Times New Roman"/>
+          <w:sz w:val="24"/>
+          <w:szCs w:val="24"/>
+        </w:rPr>
+        <w:t xml:space="preserve">: a share </w:t>
+      </w:r>
+      <w:r>
+        <w:rPr>
+          <w:rFonts w:ascii="Times New Roman" w:cs="Times New Roman" w:eastAsia="Times New Roman" w:hAnsi="Times New Roman"/>
+          <w:i/>
+          <w:iCs/>
+          <w:sz w:val="24"/>
+          <w:szCs w:val="24"/>
+        </w:rPr>
+        <w:t xml:space="preserve">α</w:t>
+      </w:r>
+      <w:r>
+        <w:rPr>
+          <w:rFonts w:ascii="Times New Roman" w:cs="Times New Roman" w:eastAsia="Times New Roman" w:hAnsi="Times New Roman"/>
+          <w:sz w:val="24"/>
+          <w:szCs w:val="24"/>
+        </w:rPr>
+        <w:t xml:space="preserve"> comes from the new day and a share </w:t>
+      </w:r>
+      <w:r>
+        <w:rPr>
+          <w:rFonts w:ascii="Times New Roman" w:cs="Times New Roman" w:eastAsia="Times New Roman" w:hAnsi="Times New Roman"/>
+          <w:i/>
+          <w:iCs/>
+          <w:sz w:val="24"/>
+          <w:szCs w:val="24"/>
+        </w:rPr>
+        <w:t xml:space="preserve">1 − α</w:t>
+      </w:r>
+      <w:r>
+        <w:rPr>
+          <w:rFonts w:ascii="Times New Roman" w:cs="Times New Roman" w:eastAsia="Times New Roman" w:hAnsi="Times New Roman"/>
+          <w:sz w:val="24"/>
+          <w:szCs w:val="24"/>
+        </w:rPr>
+        <w:t xml:space="preserve"> from the earlier estimate.</w:t>
+      </w:r>
+    </w:p>
+    <w:p>
+      <w:pPr>
+        <w:spacing w:after="140" w:before="0" w:line="360"/>
+        <w:ind w:firstLine="720"/>
+        <w:jc w:val="both"/>
+      </w:pPr>
+      <w:r>
+        <w:rPr>
+          <w:rFonts w:ascii="Times New Roman" w:cs="Times New Roman" w:eastAsia="Times New Roman" w:hAnsi="Times New Roman"/>
+          <w:b/>
+          <w:bCs/>
+          <w:sz w:val="24"/>
+          <w:szCs w:val="24"/>
+        </w:rPr>
+        <w:t xml:space="preserve">Equation (3.2)</w:t>
+      </w:r>
+      <w:r>
+        <w:rPr>
+          <w:rFonts w:ascii="Times New Roman" w:cs="Times New Roman" w:eastAsia="Times New Roman" w:hAnsi="Times New Roman"/>
+          <w:sz w:val="24"/>
+          <w:szCs w:val="24"/>
+        </w:rPr>
+        <w:t xml:space="preserve"> updates the trend. The change in level from yesterday to today, </w:t>
+      </w:r>
+      <w:r>
+        <w:rPr>
+          <w:rFonts w:ascii="Times New Roman" w:cs="Times New Roman" w:eastAsia="Times New Roman" w:hAnsi="Times New Roman"/>
+          <w:i/>
+          <w:iCs/>
+          <w:sz w:val="24"/>
+          <w:szCs w:val="24"/>
+        </w:rPr>
+        <w:t xml:space="preserve">ℓ</w:t>
+      </w:r>
+      <w:r>
+        <w:rPr>
+          <w:rFonts w:ascii="Times New Roman" w:cs="Times New Roman" w:eastAsia="Times New Roman" w:hAnsi="Times New Roman"/>
+          <w:i/>
+          <w:iCs/>
+          <w:sz w:val="24"/>
+          <w:szCs w:val="24"/>
+          <w:vertAlign w:val="subscript"/>
+        </w:rPr>
+        <w:t xml:space="preserve">t</w:t>
+      </w:r>
+      <w:r>
+        <w:rPr>
+          <w:rFonts w:ascii="Times New Roman" w:cs="Times New Roman" w:eastAsia="Times New Roman" w:hAnsi="Times New Roman"/>
+          <w:i/>
+          <w:iCs/>
+          <w:sz w:val="24"/>
+          <w:szCs w:val="24"/>
+        </w:rPr>
+        <w:t xml:space="preserve"> − ℓ</w:t>
+      </w:r>
+      <w:r>
+        <w:rPr>
+          <w:rFonts w:ascii="Times New Roman" w:cs="Times New Roman" w:eastAsia="Times New Roman" w:hAnsi="Times New Roman"/>
+          <w:i/>
+          <w:iCs/>
+          <w:sz w:val="24"/>
+          <w:szCs w:val="24"/>
+          <w:vertAlign w:val="subscript"/>
+        </w:rPr>
+        <w:t xml:space="preserve">t−1</w:t>
+      </w:r>
+      <w:r>
+        <w:rPr>
+          <w:rFonts w:ascii="Times New Roman" w:cs="Times New Roman" w:eastAsia="Times New Roman" w:hAnsi="Times New Roman"/>
+          <w:sz w:val="24"/>
+          <w:szCs w:val="24"/>
+        </w:rPr>
+        <w:t xml:space="preserve">, is blended with the previous trend. With a small </w:t>
+      </w:r>
+      <w:r>
+        <w:rPr>
+          <w:rFonts w:ascii="Times New Roman" w:cs="Times New Roman" w:eastAsia="Times New Roman" w:hAnsi="Times New Roman"/>
+          <w:i/>
+          <w:iCs/>
+          <w:sz w:val="24"/>
+          <w:szCs w:val="24"/>
+        </w:rPr>
+        <w:t xml:space="preserve">β</w:t>
+      </w:r>
+      <w:r>
+        <w:rPr>
+          <w:rFonts w:ascii="Times New Roman" w:cs="Times New Roman" w:eastAsia="Times New Roman" w:hAnsi="Times New Roman"/>
+          <w:sz w:val="24"/>
+          <w:szCs w:val="24"/>
+        </w:rPr>
+        <w:t xml:space="preserve"> the trend changes only when sales keep rising or falling for some time, not because of one unusual day.</w:t>
+      </w:r>
+    </w:p>
+    <w:p>
+      <w:pPr>
+        <w:spacing w:after="140" w:before="0" w:line="360"/>
+        <w:ind w:firstLine="720"/>
+        <w:jc w:val="both"/>
+      </w:pPr>
+      <w:r>
+        <w:rPr>
+          <w:rFonts w:ascii="Times New Roman" w:cs="Times New Roman" w:eastAsia="Times New Roman" w:hAnsi="Times New Roman"/>
+          <w:b/>
+          <w:bCs/>
+          <w:sz w:val="24"/>
+          <w:szCs w:val="24"/>
+        </w:rPr>
+        <w:t xml:space="preserve">Equation (3.3)</w:t>
+      </w:r>
+      <w:r>
+        <w:rPr>
+          <w:rFonts w:ascii="Times New Roman" w:cs="Times New Roman" w:eastAsia="Times New Roman" w:hAnsi="Times New Roman"/>
+          <w:sz w:val="24"/>
+          <w:szCs w:val="24"/>
+        </w:rPr>
+        <w:t xml:space="preserve"> updates the seasonal effect of today's weekday. The difference between today's sales and the new level, </w:t>
+      </w:r>
+      <w:r>
+        <w:rPr>
+          <w:rFonts w:ascii="Times New Roman" w:cs="Times New Roman" w:eastAsia="Times New Roman" w:hAnsi="Times New Roman"/>
+          <w:i/>
+          <w:iCs/>
+          <w:sz w:val="24"/>
+          <w:szCs w:val="24"/>
+        </w:rPr>
+        <w:t xml:space="preserve">y</w:t>
+      </w:r>
+      <w:r>
+        <w:rPr>
+          <w:rFonts w:ascii="Times New Roman" w:cs="Times New Roman" w:eastAsia="Times New Roman" w:hAnsi="Times New Roman"/>
+          <w:i/>
+          <w:iCs/>
+          <w:sz w:val="24"/>
+          <w:szCs w:val="24"/>
+          <w:vertAlign w:val="subscript"/>
+        </w:rPr>
+        <w:t xml:space="preserve">t</w:t>
+      </w:r>
+      <w:r>
+        <w:rPr>
+          <w:rFonts w:ascii="Times New Roman" w:cs="Times New Roman" w:eastAsia="Times New Roman" w:hAnsi="Times New Roman"/>
+          <w:i/>
+          <w:iCs/>
+          <w:sz w:val="24"/>
+          <w:szCs w:val="24"/>
+        </w:rPr>
+        <w:t xml:space="preserve"> − ℓ</w:t>
+      </w:r>
+      <w:r>
+        <w:rPr>
+          <w:rFonts w:ascii="Times New Roman" w:cs="Times New Roman" w:eastAsia="Times New Roman" w:hAnsi="Times New Roman"/>
+          <w:i/>
+          <w:iCs/>
+          <w:sz w:val="24"/>
+          <w:szCs w:val="24"/>
+          <w:vertAlign w:val="subscript"/>
+        </w:rPr>
+        <w:t xml:space="preserve">t</w:t>
+      </w:r>
+      <w:r>
+        <w:rPr>
+          <w:rFonts w:ascii="Times New Roman" w:cs="Times New Roman" w:eastAsia="Times New Roman" w:hAnsi="Times New Roman"/>
+          <w:sz w:val="24"/>
+          <w:szCs w:val="24"/>
+        </w:rPr>
+        <w:t xml:space="preserve">, is blended with the effect the same weekday had a week ago. Each of the seven weekdays keeps its own seasonal effect, refreshed once a week.</w:t>
+      </w:r>
+    </w:p>
+    <w:p>
+      <w:pPr>
+        <w:spacing w:after="140" w:before="0" w:line="360"/>
+        <w:ind w:firstLine="720"/>
+        <w:jc w:val="both"/>
+      </w:pPr>
+      <w:r>
+        <w:rPr>
+          <w:rFonts w:ascii="Times New Roman" w:cs="Times New Roman" w:eastAsia="Times New Roman" w:hAnsi="Times New Roman"/>
+          <w:b/>
+          <w:bCs/>
+          <w:sz w:val="24"/>
+          <w:szCs w:val="24"/>
+        </w:rPr>
+        <w:t xml:space="preserve">Equation (3.4)</w:t>
+      </w:r>
+      <w:r>
+        <w:rPr>
+          <w:rFonts w:ascii="Times New Roman" w:cs="Times New Roman" w:eastAsia="Times New Roman" w:hAnsi="Times New Roman"/>
+          <w:sz w:val="24"/>
+          <w:szCs w:val="24"/>
+        </w:rPr>
+        <w:t xml:space="preserve"> makes the forecast. It starts from the current level, adds the trend once for each day ahead (</w:t>
+      </w:r>
+      <w:r>
+        <w:rPr>
+          <w:rFonts w:ascii="Times New Roman" w:cs="Times New Roman" w:eastAsia="Times New Roman" w:hAnsi="Times New Roman"/>
+          <w:i/>
+          <w:iCs/>
+          <w:sz w:val="24"/>
+          <w:szCs w:val="24"/>
+        </w:rPr>
+        <w:t xml:space="preserve">h · b</w:t>
+      </w:r>
+      <w:r>
+        <w:rPr>
+          <w:rFonts w:ascii="Times New Roman" w:cs="Times New Roman" w:eastAsia="Times New Roman" w:hAnsi="Times New Roman"/>
+          <w:i/>
+          <w:iCs/>
+          <w:sz w:val="24"/>
+          <w:szCs w:val="24"/>
+          <w:vertAlign w:val="subscript"/>
+        </w:rPr>
+        <w:t xml:space="preserve">t</w:t>
+      </w:r>
+      <w:r>
+        <w:rPr>
+          <w:rFonts w:ascii="Times New Roman" w:cs="Times New Roman" w:eastAsia="Times New Roman" w:hAnsi="Times New Roman"/>
+          <w:sz w:val="24"/>
+          <w:szCs w:val="24"/>
+        </w:rPr>
+        <w:t xml:space="preserve">) and adds the seasonal effect of the weekday being forecast, taken from the most recent week (</w:t>
+      </w:r>
+      <w:r>
+        <w:rPr>
+          <w:rFonts w:ascii="Times New Roman" w:cs="Times New Roman" w:eastAsia="Times New Roman" w:hAnsi="Times New Roman"/>
+          <w:i/>
+          <w:iCs/>
+          <w:sz w:val="24"/>
+          <w:szCs w:val="24"/>
+        </w:rPr>
+        <w:t xml:space="preserve">s</w:t>
+      </w:r>
+      <w:r>
+        <w:rPr>
+          <w:rFonts w:ascii="Times New Roman" w:cs="Times New Roman" w:eastAsia="Times New Roman" w:hAnsi="Times New Roman"/>
+          <w:i/>
+          <w:iCs/>
+          <w:sz w:val="24"/>
+          <w:szCs w:val="24"/>
+          <w:vertAlign w:val="subscript"/>
+        </w:rPr>
+        <w:t xml:space="preserve">t+h−m</w:t>
+      </w:r>
+      <w:r>
+        <w:rPr>
+          <w:rFonts w:ascii="Times New Roman" w:cs="Times New Roman" w:eastAsia="Times New Roman" w:hAnsi="Times New Roman"/>
+          <w:sz w:val="24"/>
+          <w:szCs w:val="24"/>
+        </w:rPr>
+        <w:t xml:space="preserve">). The demand expected during a supplier's lead time of </w:t>
+      </w:r>
+      <w:r>
+        <w:rPr>
+          <w:rFonts w:ascii="Times New Roman" w:cs="Times New Roman" w:eastAsia="Times New Roman" w:hAnsi="Times New Roman"/>
+          <w:i/>
+          <w:iCs/>
+          <w:sz w:val="24"/>
+          <w:szCs w:val="24"/>
+        </w:rPr>
+        <w:t xml:space="preserve">L</w:t>
+      </w:r>
+      <w:r>
+        <w:rPr>
+          <w:rFonts w:ascii="Times New Roman" w:cs="Times New Roman" w:eastAsia="Times New Roman" w:hAnsi="Times New Roman"/>
+          <w:sz w:val="24"/>
+          <w:szCs w:val="24"/>
+        </w:rPr>
+        <w:t xml:space="preserve"> days is the sum of the forecasts for </w:t>
+      </w:r>
+      <w:r>
+        <w:rPr>
+          <w:rFonts w:ascii="Times New Roman" w:cs="Times New Roman" w:eastAsia="Times New Roman" w:hAnsi="Times New Roman"/>
+          <w:i/>
+          <w:iCs/>
+          <w:sz w:val="24"/>
+          <w:szCs w:val="24"/>
+        </w:rPr>
+        <w:t xml:space="preserve">h</w:t>
+      </w:r>
+      <w:r>
+        <w:rPr>
+          <w:rFonts w:ascii="Times New Roman" w:cs="Times New Roman" w:eastAsia="Times New Roman" w:hAnsi="Times New Roman"/>
+          <w:sz w:val="24"/>
+          <w:szCs w:val="24"/>
+        </w:rPr>
+        <w:t xml:space="preserve"> = 1 to </w:t>
+      </w:r>
+      <w:r>
+        <w:rPr>
+          <w:rFonts w:ascii="Times New Roman" w:cs="Times New Roman" w:eastAsia="Times New Roman" w:hAnsi="Times New Roman"/>
+          <w:i/>
+          <w:iCs/>
+          <w:sz w:val="24"/>
+          <w:szCs w:val="24"/>
+        </w:rPr>
+        <w:t xml:space="preserve">L</w:t>
+      </w:r>
+      <w:r>
+        <w:rPr>
+          <w:rFonts w:ascii="Times New Roman" w:cs="Times New Roman" w:eastAsia="Times New Roman" w:hAnsi="Times New Roman"/>
+          <w:sz w:val="24"/>
+          <w:szCs w:val="24"/>
+        </w:rPr>
+        <w:t xml:space="preserve">.</w:t>
+      </w:r>
+    </w:p>
+    <w:p>
+      <w:pPr>
+        <w:spacing w:after="140" w:before="0" w:line="360"/>
+        <w:ind w:firstLine="720"/>
+        <w:jc w:val="both"/>
+      </w:pPr>
+      <w:r>
+        <w:rPr>
+          <w:rFonts w:ascii="Times New Roman" w:cs="Times New Roman" w:eastAsia="Times New Roman" w:hAnsi="Times New Roman"/>
+          <w:sz w:val="24"/>
+          <w:szCs w:val="24"/>
+        </w:rPr>
+        <w:t xml:space="preserve">The model is started from the first two weeks of sales: the starting level is the average daily sales of the first week, the starting trend is the difference between the averages of the two weeks divided by seven, and each weekday's starting seasonal effect is its sales in the first week minus that week's average. For each product, </w:t>
+      </w:r>
+      <w:r>
+        <w:rPr>
+          <w:rFonts w:ascii="Times New Roman" w:cs="Times New Roman" w:eastAsia="Times New Roman" w:hAnsi="Times New Roman"/>
+          <w:i/>
+          <w:iCs/>
+          <w:sz w:val="24"/>
+          <w:szCs w:val="24"/>
+        </w:rPr>
+        <w:t xml:space="preserve">α</w:t>
+      </w:r>
+      <w:r>
+        <w:rPr>
+          <w:rFonts w:ascii="Times New Roman" w:cs="Times New Roman" w:eastAsia="Times New Roman" w:hAnsi="Times New Roman"/>
+          <w:sz w:val="24"/>
+          <w:szCs w:val="24"/>
+        </w:rPr>
+        <w:t xml:space="preserve">, </w:t>
+      </w:r>
+      <w:r>
+        <w:rPr>
+          <w:rFonts w:ascii="Times New Roman" w:cs="Times New Roman" w:eastAsia="Times New Roman" w:hAnsi="Times New Roman"/>
+          <w:i/>
+          <w:iCs/>
+          <w:sz w:val="24"/>
+          <w:szCs w:val="24"/>
+        </w:rPr>
+        <w:t xml:space="preserve">β</w:t>
+      </w:r>
+      <w:r>
+        <w:rPr>
+          <w:rFonts w:ascii="Times New Roman" w:cs="Times New Roman" w:eastAsia="Times New Roman" w:hAnsi="Times New Roman"/>
+          <w:sz w:val="24"/>
+          <w:szCs w:val="24"/>
+        </w:rPr>
+        <w:t xml:space="preserve"> and </w:t>
+      </w:r>
+      <w:r>
+        <w:rPr>
+          <w:rFonts w:ascii="Times New Roman" w:cs="Times New Roman" w:eastAsia="Times New Roman" w:hAnsi="Times New Roman"/>
+          <w:i/>
+          <w:iCs/>
+          <w:sz w:val="24"/>
+          <w:szCs w:val="24"/>
+        </w:rPr>
+        <w:t xml:space="preserve">γ</w:t>
+      </w:r>
+      <w:r>
+        <w:rPr>
+          <w:rFonts w:ascii="Times New Roman" w:cs="Times New Roman" w:eastAsia="Times New Roman" w:hAnsi="Times New Roman"/>
+          <w:sz w:val="24"/>
+          <w:szCs w:val="24"/>
+        </w:rPr>
+        <w:t xml:space="preserve"> are chosen by trying values from 0.1 to 0.9 and keeping the combination that gives the smallest forecast error on its past sales.</w:t>
+      </w:r>
+    </w:p>
+    <w:p>
+      <w:pPr>
+        <w:spacing w:after="140" w:before="0" w:line="360"/>
+        <w:ind w:firstLine="720"/>
+        <w:jc w:val="both"/>
+      </w:pPr>
+      <w:r>
+        <w:rPr>
+          <w:rFonts w:ascii="Times New Roman" w:cs="Times New Roman" w:eastAsia="Times New Roman" w:hAnsi="Times New Roman"/>
+          <w:b/>
+          <w:bCs/>
+          <w:sz w:val="24"/>
+          <w:szCs w:val="24"/>
+        </w:rPr>
+        <w:t xml:space="preserve">Worked example.</w:t>
+      </w:r>
+      <w:r>
+        <w:rPr>
+          <w:rFonts w:ascii="Times New Roman" w:cs="Times New Roman" w:eastAsia="Times New Roman" w:hAnsi="Times New Roman"/>
+          <w:sz w:val="24"/>
+          <w:szCs w:val="24"/>
+        </w:rPr>
+        <w:t xml:space="preserve"> A packet of biscuits normally sells about 20 units a day. Yesterday's estimates were a level </w:t>
+      </w:r>
+      <w:r>
+        <w:rPr>
+          <w:rFonts w:ascii="Times New Roman" w:cs="Times New Roman" w:eastAsia="Times New Roman" w:hAnsi="Times New Roman"/>
+          <w:i/>
+          <w:iCs/>
+          <w:sz w:val="24"/>
+          <w:szCs w:val="24"/>
+        </w:rPr>
+        <w:t xml:space="preserve">ℓ</w:t>
+      </w:r>
+      <w:r>
+        <w:rPr>
+          <w:rFonts w:ascii="Times New Roman" w:cs="Times New Roman" w:eastAsia="Times New Roman" w:hAnsi="Times New Roman"/>
+          <w:i/>
+          <w:iCs/>
+          <w:sz w:val="24"/>
+          <w:szCs w:val="24"/>
+          <w:vertAlign w:val="subscript"/>
+        </w:rPr>
+        <w:t xml:space="preserve">t−1</w:t>
+      </w:r>
+      <w:r>
+        <w:rPr>
+          <w:rFonts w:ascii="Times New Roman" w:cs="Times New Roman" w:eastAsia="Times New Roman" w:hAnsi="Times New Roman"/>
+          <w:sz w:val="24"/>
+          <w:szCs w:val="24"/>
+        </w:rPr>
+        <w:t xml:space="preserve"> = 20 units and a trend </w:t>
+      </w:r>
+      <w:r>
+        <w:rPr>
+          <w:rFonts w:ascii="Times New Roman" w:cs="Times New Roman" w:eastAsia="Times New Roman" w:hAnsi="Times New Roman"/>
+          <w:i/>
+          <w:iCs/>
+          <w:sz w:val="24"/>
+          <w:szCs w:val="24"/>
+        </w:rPr>
+        <w:t xml:space="preserve">b</w:t>
+      </w:r>
+      <w:r>
+        <w:rPr>
+          <w:rFonts w:ascii="Times New Roman" w:cs="Times New Roman" w:eastAsia="Times New Roman" w:hAnsi="Times New Roman"/>
+          <w:i/>
+          <w:iCs/>
+          <w:sz w:val="24"/>
+          <w:szCs w:val="24"/>
+          <w:vertAlign w:val="subscript"/>
+        </w:rPr>
+        <w:t xml:space="preserve">t−1</w:t>
+      </w:r>
+      <w:r>
+        <w:rPr>
+          <w:rFonts w:ascii="Times New Roman" w:cs="Times New Roman" w:eastAsia="Times New Roman" w:hAnsi="Times New Roman"/>
+          <w:sz w:val="24"/>
+          <w:szCs w:val="24"/>
+        </w:rPr>
+        <w:t xml:space="preserve"> = 0.5 unit per day, and last Saturday's seasonal effect was </w:t>
+      </w:r>
+      <w:r>
+        <w:rPr>
+          <w:rFonts w:ascii="Times New Roman" w:cs="Times New Roman" w:eastAsia="Times New Roman" w:hAnsi="Times New Roman"/>
+          <w:i/>
+          <w:iCs/>
+          <w:sz w:val="24"/>
+          <w:szCs w:val="24"/>
+        </w:rPr>
+        <w:t xml:space="preserve">s</w:t>
+      </w:r>
+      <w:r>
+        <w:rPr>
+          <w:rFonts w:ascii="Times New Roman" w:cs="Times New Roman" w:eastAsia="Times New Roman" w:hAnsi="Times New Roman"/>
+          <w:i/>
+          <w:iCs/>
+          <w:sz w:val="24"/>
+          <w:szCs w:val="24"/>
+          <w:vertAlign w:val="subscript"/>
+        </w:rPr>
+        <w:t xml:space="preserve">t−7</w:t>
+      </w:r>
+      <w:r>
+        <w:rPr>
+          <w:rFonts w:ascii="Times New Roman" w:cs="Times New Roman" w:eastAsia="Times New Roman" w:hAnsi="Times New Roman"/>
+          <w:sz w:val="24"/>
+          <w:szCs w:val="24"/>
+        </w:rPr>
+        <w:t xml:space="preserve"> = +6 units. Today is a Saturday and 28 packets were sold. With </w:t>
+      </w:r>
+      <w:r>
+        <w:rPr>
+          <w:rFonts w:ascii="Times New Roman" w:cs="Times New Roman" w:eastAsia="Times New Roman" w:hAnsi="Times New Roman"/>
+          <w:i/>
+          <w:iCs/>
+          <w:sz w:val="24"/>
+          <w:szCs w:val="24"/>
+        </w:rPr>
+        <w:t xml:space="preserve">α</w:t>
+      </w:r>
+      <w:r>
+        <w:rPr>
+          <w:rFonts w:ascii="Times New Roman" w:cs="Times New Roman" w:eastAsia="Times New Roman" w:hAnsi="Times New Roman"/>
+          <w:sz w:val="24"/>
+          <w:szCs w:val="24"/>
+        </w:rPr>
+        <w:t xml:space="preserve"> = 0.3, </w:t>
+      </w:r>
+      <w:r>
+        <w:rPr>
+          <w:rFonts w:ascii="Times New Roman" w:cs="Times New Roman" w:eastAsia="Times New Roman" w:hAnsi="Times New Roman"/>
+          <w:i/>
+          <w:iCs/>
+          <w:sz w:val="24"/>
+          <w:szCs w:val="24"/>
+        </w:rPr>
+        <w:t xml:space="preserve">β</w:t>
+      </w:r>
+      <w:r>
+        <w:rPr>
+          <w:rFonts w:ascii="Times New Roman" w:cs="Times New Roman" w:eastAsia="Times New Roman" w:hAnsi="Times New Roman"/>
+          <w:sz w:val="24"/>
+          <w:szCs w:val="24"/>
+        </w:rPr>
+        <w:t xml:space="preserve"> = 0.1 and </w:t>
+      </w:r>
+      <w:r>
+        <w:rPr>
+          <w:rFonts w:ascii="Times New Roman" w:cs="Times New Roman" w:eastAsia="Times New Roman" w:hAnsi="Times New Roman"/>
+          <w:i/>
+          <w:iCs/>
+          <w:sz w:val="24"/>
+          <w:szCs w:val="24"/>
+        </w:rPr>
+        <w:t xml:space="preserve">γ</w:t>
+      </w:r>
+      <w:r>
+        <w:rPr>
+          <w:rFonts w:ascii="Times New Roman" w:cs="Times New Roman" w:eastAsia="Times New Roman" w:hAnsi="Times New Roman"/>
+          <w:sz w:val="24"/>
+          <w:szCs w:val="24"/>
+        </w:rPr>
+        <w:t xml:space="preserve"> = 0.2:</w:t>
+      </w:r>
+    </w:p>
+    <w:p>
+      <w:pPr>
+        <w:pStyle w:val="ListParagraph"/>
+        <w:numPr>
+          <w:ilvl w:val="0"/>
+          <w:numId w:val="6"/>
+        </w:numPr>
+        <w:spacing w:after="80" w:line="360"/>
+        <w:jc w:val="both"/>
+      </w:pPr>
+      <w:r>
+        <w:rPr>
+          <w:rFonts w:ascii="Times New Roman" w:cs="Times New Roman" w:eastAsia="Times New Roman" w:hAnsi="Times New Roman"/>
+          <w:sz w:val="24"/>
+          <w:szCs w:val="24"/>
+        </w:rPr>
+        <w:t xml:space="preserve">Level (3.1): </w:t>
+      </w:r>
+      <w:r>
+        <w:rPr>
+          <w:rFonts w:ascii="Times New Roman" w:cs="Times New Roman" w:eastAsia="Times New Roman" w:hAnsi="Times New Roman"/>
+          <w:i/>
+          <w:iCs/>
+          <w:sz w:val="24"/>
+          <w:szCs w:val="24"/>
+        </w:rPr>
+        <w:t xml:space="preserve">ℓ</w:t>
+      </w:r>
+      <w:r>
+        <w:rPr>
+          <w:rFonts w:ascii="Times New Roman" w:cs="Times New Roman" w:eastAsia="Times New Roman" w:hAnsi="Times New Roman"/>
+          <w:i/>
+          <w:iCs/>
+          <w:sz w:val="24"/>
+          <w:szCs w:val="24"/>
+          <w:vertAlign w:val="subscript"/>
+        </w:rPr>
+        <w:t xml:space="preserve">t</w:t>
+      </w:r>
+      <w:r>
+        <w:rPr>
+          <w:rFonts w:ascii="Times New Roman" w:cs="Times New Roman" w:eastAsia="Times New Roman" w:hAnsi="Times New Roman"/>
+          <w:sz w:val="24"/>
+          <w:szCs w:val="24"/>
+        </w:rPr>
+        <w:t xml:space="preserve"> = 0.3 × (28 − 6) + 0.7 × (20 + 0.5) = 6.6 + 14.35 = </w:t>
+      </w:r>
+      <w:r>
+        <w:rPr>
+          <w:rFonts w:ascii="Times New Roman" w:cs="Times New Roman" w:eastAsia="Times New Roman" w:hAnsi="Times New Roman"/>
+          <w:b/>
+          <w:bCs/>
+          <w:sz w:val="24"/>
+          <w:szCs w:val="24"/>
+        </w:rPr>
+        <w:t xml:space="preserve">20.95</w:t>
+      </w:r>
+      <w:r>
+        <w:rPr>
+          <w:rFonts w:ascii="Times New Roman" w:cs="Times New Roman" w:eastAsia="Times New Roman" w:hAnsi="Times New Roman"/>
+          <w:sz w:val="24"/>
+          <w:szCs w:val="24"/>
+        </w:rPr>
+        <w:t xml:space="preserve"> units.</w:t>
+      </w:r>
+    </w:p>
+    <w:p>
+      <w:pPr>
+        <w:pStyle w:val="ListParagraph"/>
+        <w:numPr>
+          <w:ilvl w:val="0"/>
+          <w:numId w:val="6"/>
+        </w:numPr>
+        <w:spacing w:after="80" w:line="360"/>
+        <w:jc w:val="both"/>
+      </w:pPr>
+      <w:r>
+        <w:rPr>
+          <w:rFonts w:ascii="Times New Roman" w:cs="Times New Roman" w:eastAsia="Times New Roman" w:hAnsi="Times New Roman"/>
+          <w:sz w:val="24"/>
+          <w:szCs w:val="24"/>
+        </w:rPr>
+        <w:t xml:space="preserve">Trend (3.2): </w:t>
+      </w:r>
+      <w:r>
+        <w:rPr>
+          <w:rFonts w:ascii="Times New Roman" w:cs="Times New Roman" w:eastAsia="Times New Roman" w:hAnsi="Times New Roman"/>
+          <w:i/>
+          <w:iCs/>
+          <w:sz w:val="24"/>
+          <w:szCs w:val="24"/>
+        </w:rPr>
+        <w:t xml:space="preserve">b</w:t>
+      </w:r>
+      <w:r>
+        <w:rPr>
+          <w:rFonts w:ascii="Times New Roman" w:cs="Times New Roman" w:eastAsia="Times New Roman" w:hAnsi="Times New Roman"/>
+          <w:i/>
+          <w:iCs/>
+          <w:sz w:val="24"/>
+          <w:szCs w:val="24"/>
+          <w:vertAlign w:val="subscript"/>
+        </w:rPr>
+        <w:t xml:space="preserve">t</w:t>
+      </w:r>
+      <w:r>
+        <w:rPr>
+          <w:rFonts w:ascii="Times New Roman" w:cs="Times New Roman" w:eastAsia="Times New Roman" w:hAnsi="Times New Roman"/>
+          <w:sz w:val="24"/>
+          <w:szCs w:val="24"/>
+        </w:rPr>
+        <w:t xml:space="preserve"> = 0.1 × (20.95 − 20) + 0.9 × 0.5 = 0.095 + 0.45 = </w:t>
+      </w:r>
+      <w:r>
+        <w:rPr>
+          <w:rFonts w:ascii="Times New Roman" w:cs="Times New Roman" w:eastAsia="Times New Roman" w:hAnsi="Times New Roman"/>
+          <w:b/>
+          <w:bCs/>
+          <w:sz w:val="24"/>
+          <w:szCs w:val="24"/>
+        </w:rPr>
+        <w:t xml:space="preserve">0.545</w:t>
+      </w:r>
+      <w:r>
+        <w:rPr>
+          <w:rFonts w:ascii="Times New Roman" w:cs="Times New Roman" w:eastAsia="Times New Roman" w:hAnsi="Times New Roman"/>
+          <w:sz w:val="24"/>
+          <w:szCs w:val="24"/>
+        </w:rPr>
+        <w:t xml:space="preserve"> unit per day.</w:t>
+      </w:r>
+    </w:p>
+    <w:p>
+      <w:pPr>
+        <w:pStyle w:val="ListParagraph"/>
+        <w:numPr>
+          <w:ilvl w:val="0"/>
+          <w:numId w:val="6"/>
+        </w:numPr>
+        <w:spacing w:after="80" w:line="360"/>
+        <w:jc w:val="both"/>
+      </w:pPr>
+      <w:r>
+        <w:rPr>
+          <w:rFonts w:ascii="Times New Roman" w:cs="Times New Roman" w:eastAsia="Times New Roman" w:hAnsi="Times New Roman"/>
+          <w:sz w:val="24"/>
+          <w:szCs w:val="24"/>
+        </w:rPr>
+        <w:t xml:space="preserve">Seasonal effect (3.3): </w:t>
+      </w:r>
+      <w:r>
+        <w:rPr>
+          <w:rFonts w:ascii="Times New Roman" w:cs="Times New Roman" w:eastAsia="Times New Roman" w:hAnsi="Times New Roman"/>
+          <w:i/>
+          <w:iCs/>
+          <w:sz w:val="24"/>
+          <w:szCs w:val="24"/>
+        </w:rPr>
+        <w:t xml:space="preserve">s</w:t>
+      </w:r>
+      <w:r>
+        <w:rPr>
+          <w:rFonts w:ascii="Times New Roman" w:cs="Times New Roman" w:eastAsia="Times New Roman" w:hAnsi="Times New Roman"/>
+          <w:i/>
+          <w:iCs/>
+          <w:sz w:val="24"/>
+          <w:szCs w:val="24"/>
+          <w:vertAlign w:val="subscript"/>
+        </w:rPr>
+        <w:t xml:space="preserve">t</w:t>
+      </w:r>
+      <w:r>
+        <w:rPr>
+          <w:rFonts w:ascii="Times New Roman" w:cs="Times New Roman" w:eastAsia="Times New Roman" w:hAnsi="Times New Roman"/>
+          <w:sz w:val="24"/>
+          <w:szCs w:val="24"/>
+        </w:rPr>
+        <w:t xml:space="preserve"> = 0.2 × (28 − 20.95) + 0.8 × 6 = 1.41 + 4.8 = </w:t>
+      </w:r>
+      <w:r>
+        <w:rPr>
+          <w:rFonts w:ascii="Times New Roman" w:cs="Times New Roman" w:eastAsia="Times New Roman" w:hAnsi="Times New Roman"/>
+          <w:b/>
+          <w:bCs/>
+          <w:sz w:val="24"/>
+          <w:szCs w:val="24"/>
+        </w:rPr>
+        <w:t xml:space="preserve">6.21</w:t>
+      </w:r>
+      <w:r>
+        <w:rPr>
+          <w:rFonts w:ascii="Times New Roman" w:cs="Times New Roman" w:eastAsia="Times New Roman" w:hAnsi="Times New Roman"/>
+          <w:sz w:val="24"/>
+          <w:szCs w:val="24"/>
+        </w:rPr>
+        <w:t xml:space="preserve"> units.</w:t>
+      </w:r>
+    </w:p>
+    <w:p>
+      <w:pPr>
+        <w:pStyle w:val="ListParagraph"/>
+        <w:numPr>
+          <w:ilvl w:val="0"/>
+          <w:numId w:val="6"/>
+        </w:numPr>
+        <w:spacing w:after="80" w:line="360"/>
+        <w:jc w:val="both"/>
+      </w:pPr>
+      <w:r>
+        <w:rPr>
+          <w:rFonts w:ascii="Times New Roman" w:cs="Times New Roman" w:eastAsia="Times New Roman" w:hAnsi="Times New Roman"/>
+          <w:sz w:val="24"/>
+          <w:szCs w:val="24"/>
+        </w:rPr>
+        <w:t xml:space="preserve">Forecast for next Saturday (3.4), with </w:t>
+      </w:r>
+      <w:r>
+        <w:rPr>
+          <w:rFonts w:ascii="Times New Roman" w:cs="Times New Roman" w:eastAsia="Times New Roman" w:hAnsi="Times New Roman"/>
+          <w:i/>
+          <w:iCs/>
+          <w:sz w:val="24"/>
+          <w:szCs w:val="24"/>
+        </w:rPr>
+        <w:t xml:space="preserve">h</w:t>
+      </w:r>
+      <w:r>
+        <w:rPr>
+          <w:rFonts w:ascii="Times New Roman" w:cs="Times New Roman" w:eastAsia="Times New Roman" w:hAnsi="Times New Roman"/>
+          <w:sz w:val="24"/>
+          <w:szCs w:val="24"/>
+        </w:rPr>
+        <w:t xml:space="preserve"> = 7 so that </w:t>
+      </w:r>
+      <w:r>
+        <w:rPr>
+          <w:rFonts w:ascii="Times New Roman" w:cs="Times New Roman" w:eastAsia="Times New Roman" w:hAnsi="Times New Roman"/>
+          <w:i/>
+          <w:iCs/>
+          <w:sz w:val="24"/>
+          <w:szCs w:val="24"/>
+        </w:rPr>
+        <w:t xml:space="preserve">s</w:t>
+      </w:r>
+      <w:r>
+        <w:rPr>
+          <w:rFonts w:ascii="Times New Roman" w:cs="Times New Roman" w:eastAsia="Times New Roman" w:hAnsi="Times New Roman"/>
+          <w:i/>
+          <w:iCs/>
+          <w:sz w:val="24"/>
+          <w:szCs w:val="24"/>
+          <w:vertAlign w:val="subscript"/>
+        </w:rPr>
+        <w:t xml:space="preserve">t+h−m</w:t>
+      </w:r>
+      <w:r>
+        <w:rPr>
+          <w:rFonts w:ascii="Times New Roman" w:cs="Times New Roman" w:eastAsia="Times New Roman" w:hAnsi="Times New Roman"/>
+          <w:sz w:val="24"/>
+          <w:szCs w:val="24"/>
+        </w:rPr>
+        <w:t xml:space="preserve"> = </w:t>
+      </w:r>
+      <w:r>
+        <w:rPr>
+          <w:rFonts w:ascii="Times New Roman" w:cs="Times New Roman" w:eastAsia="Times New Roman" w:hAnsi="Times New Roman"/>
+          <w:i/>
+          <w:iCs/>
+          <w:sz w:val="24"/>
+          <w:szCs w:val="24"/>
+        </w:rPr>
+        <w:t xml:space="preserve">s</w:t>
+      </w:r>
+      <w:r>
+        <w:rPr>
+          <w:rFonts w:ascii="Times New Roman" w:cs="Times New Roman" w:eastAsia="Times New Roman" w:hAnsi="Times New Roman"/>
+          <w:i/>
+          <w:iCs/>
+          <w:sz w:val="24"/>
+          <w:szCs w:val="24"/>
+          <w:vertAlign w:val="subscript"/>
+        </w:rPr>
+        <w:t xml:space="preserve">t</w:t>
+      </w:r>
+      <w:r>
+        <w:rPr>
+          <w:rFonts w:ascii="Times New Roman" w:cs="Times New Roman" w:eastAsia="Times New Roman" w:hAnsi="Times New Roman"/>
+          <w:sz w:val="24"/>
+          <w:szCs w:val="24"/>
+        </w:rPr>
+        <w:t xml:space="preserve">: </w:t>
+      </w:r>
+      <w:r>
+        <w:rPr>
+          <w:rFonts w:ascii="Times New Roman" w:cs="Times New Roman" w:eastAsia="Times New Roman" w:hAnsi="Times New Roman"/>
+          <w:i/>
+          <w:iCs/>
+          <w:sz w:val="24"/>
+          <w:szCs w:val="24"/>
+        </w:rPr>
+        <w:t xml:space="preserve">ŷ</w:t>
+      </w:r>
+      <w:r>
+        <w:rPr>
+          <w:rFonts w:ascii="Times New Roman" w:cs="Times New Roman" w:eastAsia="Times New Roman" w:hAnsi="Times New Roman"/>
+          <w:i/>
+          <w:iCs/>
+          <w:sz w:val="24"/>
+          <w:szCs w:val="24"/>
+          <w:vertAlign w:val="subscript"/>
+        </w:rPr>
+        <w:t xml:space="preserve">t+7</w:t>
+      </w:r>
+      <w:r>
+        <w:rPr>
+          <w:rFonts w:ascii="Times New Roman" w:cs="Times New Roman" w:eastAsia="Times New Roman" w:hAnsi="Times New Roman"/>
+          <w:sz w:val="24"/>
+          <w:szCs w:val="24"/>
+        </w:rPr>
+        <w:t xml:space="preserve"> = 20.95 + 7 × 0.545 + 6.21 = 30.975, that is about </w:t>
+      </w:r>
+      <w:r>
+        <w:rPr>
+          <w:rFonts w:ascii="Times New Roman" w:cs="Times New Roman" w:eastAsia="Times New Roman" w:hAnsi="Times New Roman"/>
+          <w:b/>
+          <w:bCs/>
+          <w:sz w:val="24"/>
+          <w:szCs w:val="24"/>
+        </w:rPr>
+        <w:t xml:space="preserve">31 packets</w:t>
+      </w:r>
+      <w:r>
+        <w:rPr>
+          <w:rFonts w:ascii="Times New Roman" w:cs="Times New Roman" w:eastAsia="Times New Roman" w:hAnsi="Times New Roman"/>
+          <w:sz w:val="24"/>
+          <w:szCs w:val="24"/>
+        </w:rPr>
+        <w:t xml:space="preserve">.</w:t>
+      </w:r>
+    </w:p>
+    <w:p>
+      <w:pPr>
+        <w:spacing w:after="140" w:before="0" w:line="360"/>
+        <w:ind w:firstLine="720"/>
+        <w:jc w:val="both"/>
+      </w:pPr>
+      <w:r>
+        <w:rPr>
+          <w:rFonts w:ascii="Times New Roman" w:cs="Times New Roman" w:eastAsia="Times New Roman" w:hAnsi="Times New Roman"/>
+          <w:sz w:val="24"/>
+          <w:szCs w:val="24"/>
+        </w:rPr>
+        <w:t xml:space="preserve">The system therefore expects about 31 packets to sell next Saturday: more than on an ordinary day because Saturdays are busy, and slightly more than this Saturday because sales are growing.</w:t>
+      </w:r>
+    </w:p>
+    <w:p>
+      <w:pPr>
+        <w:spacing w:after="140" w:before="0" w:line="360"/>
+        <w:ind w:firstLine="720"/>
+        <w:jc w:val="both"/>
+      </w:pPr>
+      <w:r>
+        <w:rPr>
+          <w:rFonts w:ascii="Times New Roman" w:cs="Times New Roman" w:eastAsia="Times New Roman" w:hAnsi="Times New Roman"/>
+          <w:sz w:val="24"/>
+          <w:szCs w:val="24"/>
+        </w:rPr>
+        <w:t xml:space="preserve">For products with too little history, a moving average is used instead. Festivals such as Diwali, Ganesh Chaturthi and Eid cause short, sharp increases in demand for certain goods; an uplift factor for each product is learned from its sales around past festivals and applied to known upcoming festival dates. Forecast accuracy is measured with the Mean Absolute Percentage Error, MAPE = (100/n) Σ |y</w:t>
+      </w:r>
+      <w:r>
+        <w:rPr>
+          <w:rFonts w:ascii="Times New Roman" w:cs="Times New Roman" w:eastAsia="Times New Roman" w:hAnsi="Times New Roman"/>
+          <w:sz w:val="24"/>
+          <w:szCs w:val="24"/>
+          <w:vertAlign w:val="subscript"/>
+        </w:rPr>
+        <w:t xml:space="preserve">t</w:t>
+      </w:r>
+      <w:r>
+        <w:rPr>
+          <w:rFonts w:ascii="Times New Roman" w:cs="Times New Roman" w:eastAsia="Times New Roman" w:hAnsi="Times New Roman"/>
+          <w:sz w:val="24"/>
+          <w:szCs w:val="24"/>
+        </w:rPr>
+        <w:t xml:space="preserve"> − ŷ</w:t>
+      </w:r>
+      <w:r>
+        <w:rPr>
+          <w:rFonts w:ascii="Times New Roman" w:cs="Times New Roman" w:eastAsia="Times New Roman" w:hAnsi="Times New Roman"/>
+          <w:sz w:val="24"/>
+          <w:szCs w:val="24"/>
+          <w:vertAlign w:val="subscript"/>
+        </w:rPr>
+        <w:t xml:space="preserve">t</w:t>
+      </w:r>
+      <w:r>
+        <w:rPr>
+          <w:rFonts w:ascii="Times New Roman" w:cs="Times New Roman" w:eastAsia="Times New Roman" w:hAnsi="Times New Roman"/>
+          <w:sz w:val="24"/>
+          <w:szCs w:val="24"/>
+        </w:rPr>
+        <w:t xml:space="preserve">| / y</w:t>
+      </w:r>
+      <w:r>
+        <w:rPr>
+          <w:rFonts w:ascii="Times New Roman" w:cs="Times New Roman" w:eastAsia="Times New Roman" w:hAnsi="Times New Roman"/>
+          <w:sz w:val="24"/>
+          <w:szCs w:val="24"/>
+          <w:vertAlign w:val="subscript"/>
+        </w:rPr>
+        <w:t xml:space="preserve">t</w:t>
+      </w:r>
+      <w:r>
+        <w:rPr>
+          <w:rFonts w:ascii="Times New Roman" w:cs="Times New Roman" w:eastAsia="Times New Roman" w:hAnsi="Times New Roman"/>
+          <w:sz w:val="24"/>
+          <w:szCs w:val="24"/>
+        </w:rPr>
+        <w:t xml:space="preserve">, over </w:t>
+      </w:r>
+      <w:r>
+        <w:rPr>
+          <w:rFonts w:ascii="Times New Roman" w:cs="Times New Roman" w:eastAsia="Times New Roman" w:hAnsi="Times New Roman"/>
+          <w:i/>
+          <w:iCs/>
+          <w:sz w:val="24"/>
+          <w:szCs w:val="24"/>
+        </w:rPr>
+        <w:t xml:space="preserve">n</w:t>
+      </w:r>
+      <w:r>
+        <w:rPr>
+          <w:rFonts w:ascii="Times New Roman" w:cs="Times New Roman" w:eastAsia="Times New Roman" w:hAnsi="Times New Roman"/>
+          <w:sz w:val="24"/>
+          <w:szCs w:val="24"/>
+        </w:rPr>
+        <w:t xml:space="preserve"> days kept aside from the fitting (a hold-out period); for example, a MAPE of 15% means the forecasts were off by 15% on average.</w:t>
       </w:r>
     </w:p>
     <w:p>
@@ -8361,6 +10352,18 @@
   </w:num>
   <w:num w:numId="4">
     <w:abstractNumId w:val="2"/>
+    <w:lvlOverride w:ilvl="0">
+      <w:startOverride w:val="1"/>
+    </w:lvlOverride>
+  </w:num>
+  <w:num w:numId="5">
+    <w:abstractNumId w:val="3"/>
+    <w:lvlOverride w:ilvl="0">
+      <w:startOverride w:val="1"/>
+    </w:lvlOverride>
+  </w:num>
+  <w:num w:numId="6">
+    <w:abstractNumId w:val="3"/>
     <w:lvlOverride w:ilvl="0">
       <w:startOverride w:val="1"/>
     </w:lvlOverride>

--- a/docs/report/First_Review_Report.docx
+++ b/docs/report/First_Review_Report.docx
@@ -4325,7 +4325,7 @@
                 <w:sz w:val="23"/>
                 <w:szCs w:val="23"/>
               </w:rPr>
-              <w:t xml:space="preserve">15</w:t>
+              <w:t xml:space="preserve">16</w:t>
             </w:r>
           </w:p>
         </w:tc>
@@ -7624,7 +7624,25 @@
           <w:sz w:val="24"/>
           <w:szCs w:val="24"/>
         </w:rPr>
-        <w:t xml:space="preserve"> (triple exponential smoothing), which models three components: the level ℓ, the trend b and a weekly seasonal component s with period m = 7 days, because sales of a store differ strongly between weekdays and weekends. With smoothing constants α, β and γ, the additive form is:</w:t>
+        <w:t xml:space="preserve"> (triple exponential smoothing), which models three components: the level ℓ, the trend b and a weekly seasonal component s with period m = 7 days, because sales of a store differ strongly between weekdays and weekends. Daily sales of one product are noisy, so the trend is </w:t>
+      </w:r>
+      <w:r>
+        <w:rPr>
+          <w:rFonts w:ascii="Times New Roman" w:cs="Times New Roman" w:eastAsia="Times New Roman" w:hAnsi="Times New Roman"/>
+          <w:b/>
+          <w:bCs/>
+          <w:sz w:val="24"/>
+          <w:szCs w:val="24"/>
+        </w:rPr>
+        <w:t xml:space="preserve">damped</w:t>
+      </w:r>
+      <w:r>
+        <w:rPr>
+          <w:rFonts w:ascii="Times New Roman" w:cs="Times New Roman" w:eastAsia="Times New Roman" w:hAnsi="Times New Roman"/>
+          <w:sz w:val="24"/>
+          <w:szCs w:val="24"/>
+        </w:rPr>
+        <w:t xml:space="preserve"> by a factor φ: a few slow or busy days cannot be projected weeks ahead. With smoothing constants α, β and γ and damping φ = 0.8, the additive form is:</w:t>
       </w:r>
     </w:p>
     <w:p>
@@ -7735,7 +7753,7 @@
           <w:sz w:val="24"/>
           <w:szCs w:val="24"/>
         </w:rPr>
-        <w:t xml:space="preserve"> + b</w:t>
+        <w:t xml:space="preserve"> + φ b</w:t>
       </w:r>
       <w:r>
         <w:rPr>
@@ -7854,7 +7872,7 @@
           <w:sz w:val="24"/>
           <w:szCs w:val="24"/>
         </w:rPr>
-        <w:t xml:space="preserve">) + (1 − β) b</w:t>
+        <w:t xml:space="preserve">) + (1 − β) φ b</w:t>
       </w:r>
       <w:r>
         <w:rPr>
@@ -8051,7 +8069,49 @@
           <w:sz w:val="24"/>
           <w:szCs w:val="24"/>
         </w:rPr>
-        <w:t xml:space="preserve"> + h · b</w:t>
+        <w:t xml:space="preserve"> + (φ + φ</w:t>
+      </w:r>
+      <w:r>
+        <w:rPr>
+          <w:rFonts w:ascii="Times New Roman" w:cs="Times New Roman" w:eastAsia="Times New Roman" w:hAnsi="Times New Roman"/>
+          <w:i/>
+          <w:iCs/>
+          <w:sz w:val="24"/>
+          <w:szCs w:val="24"/>
+          <w:vertAlign w:val="superscript"/>
+        </w:rPr>
+        <w:t xml:space="preserve">2</w:t>
+      </w:r>
+      <w:r>
+        <w:rPr>
+          <w:rFonts w:ascii="Times New Roman" w:cs="Times New Roman" w:eastAsia="Times New Roman" w:hAnsi="Times New Roman"/>
+          <w:i/>
+          <w:iCs/>
+          <w:sz w:val="24"/>
+          <w:szCs w:val="24"/>
+        </w:rPr>
+        <w:t xml:space="preserve"> + … + φ</w:t>
+      </w:r>
+      <w:r>
+        <w:rPr>
+          <w:rFonts w:ascii="Times New Roman" w:cs="Times New Roman" w:eastAsia="Times New Roman" w:hAnsi="Times New Roman"/>
+          <w:i/>
+          <w:iCs/>
+          <w:sz w:val="24"/>
+          <w:szCs w:val="24"/>
+          <w:vertAlign w:val="superscript"/>
+        </w:rPr>
+        <w:t xml:space="preserve">h</w:t>
+      </w:r>
+      <w:r>
+        <w:rPr>
+          <w:rFonts w:ascii="Times New Roman" w:cs="Times New Roman" w:eastAsia="Times New Roman" w:hAnsi="Times New Roman"/>
+          <w:i/>
+          <w:iCs/>
+          <w:sz w:val="24"/>
+          <w:szCs w:val="24"/>
+        </w:rPr>
+        <w:t xml:space="preserve">) b</w:t>
       </w:r>
       <w:r>
         <w:rPr>
@@ -8559,6 +8619,35 @@
     </w:p>
     <w:p>
       <w:pPr>
+        <w:pStyle w:val="ListParagraph"/>
+        <w:numPr>
+          <w:ilvl w:val="0"/>
+          <w:numId w:val="5"/>
+        </w:numPr>
+        <w:spacing w:after="80" w:line="360"/>
+        <w:jc w:val="both"/>
+      </w:pPr>
+      <w:r>
+        <w:rPr>
+          <w:rFonts w:ascii="Times New Roman" w:cs="Times New Roman" w:eastAsia="Times New Roman" w:hAnsi="Times New Roman"/>
+          <w:i/>
+          <w:iCs/>
+          <w:sz w:val="24"/>
+          <w:szCs w:val="24"/>
+        </w:rPr>
+        <w:t xml:space="preserve">φ</w:t>
+      </w:r>
+      <w:r>
+        <w:rPr>
+          <w:rFonts w:ascii="Times New Roman" w:cs="Times New Roman" w:eastAsia="Times New Roman" w:hAnsi="Times New Roman"/>
+          <w:sz w:val="24"/>
+          <w:szCs w:val="24"/>
+        </w:rPr>
+        <w:t xml:space="preserve"> = 0.8 is the trend damping factor: each day further ahead, the trend counts for 0.8 of the day before, so the trend can add at most 4 days' worth of change to any forecast.</w:t>
+      </w:r>
+    </w:p>
+    <w:p>
+      <w:pPr>
         <w:spacing w:after="140" w:before="0" w:line="360"/>
         <w:ind w:firstLine="720"/>
         <w:jc w:val="both"/>
@@ -8629,7 +8718,7 @@
           <w:sz w:val="24"/>
           <w:szCs w:val="24"/>
         </w:rPr>
-        <w:t xml:space="preserve">, so that a busy Saturday is not mistaken for a real rise in demand. This corrected value is then blended with what the previous level and trend expected for today, </w:t>
+        <w:t xml:space="preserve">, so that a busy Saturday is not mistaken for a real rise in demand. This corrected value is then blended with what the previous level and damped trend expected for today, </w:t>
       </w:r>
       <w:r>
         <w:rPr>
@@ -8660,7 +8749,7 @@
           <w:sz w:val="24"/>
           <w:szCs w:val="24"/>
         </w:rPr>
-        <w:t xml:space="preserve"> + b</w:t>
+        <w:t xml:space="preserve"> + φ b</w:t>
       </w:r>
       <w:r>
         <w:rPr>
@@ -8790,7 +8879,7 @@
           <w:sz w:val="24"/>
           <w:szCs w:val="24"/>
         </w:rPr>
-        <w:t xml:space="preserve">, is blended with the previous trend. With a small </w:t>
+        <w:t xml:space="preserve">, is blended with the previous (damped) trend. With a small </w:t>
       </w:r>
       <w:r>
         <w:rPr>
@@ -8908,36 +8997,75 @@
           <w:sz w:val="24"/>
           <w:szCs w:val="24"/>
         </w:rPr>
-        <w:t xml:space="preserve"> makes the forecast. It starts from the current level, adds the trend once for each day ahead (</w:t>
-      </w:r>
-      <w:r>
-        <w:rPr>
-          <w:rFonts w:ascii="Times New Roman" w:cs="Times New Roman" w:eastAsia="Times New Roman" w:hAnsi="Times New Roman"/>
-          <w:i/>
-          <w:iCs/>
-          <w:sz w:val="24"/>
-          <w:szCs w:val="24"/>
-        </w:rPr>
-        <w:t xml:space="preserve">h · b</w:t>
-      </w:r>
-      <w:r>
-        <w:rPr>
-          <w:rFonts w:ascii="Times New Roman" w:cs="Times New Roman" w:eastAsia="Times New Roman" w:hAnsi="Times New Roman"/>
-          <w:i/>
-          <w:iCs/>
-          <w:sz w:val="24"/>
-          <w:szCs w:val="24"/>
-          <w:vertAlign w:val="subscript"/>
-        </w:rPr>
-        <w:t xml:space="preserve">t</w:t>
-      </w:r>
-      <w:r>
-        <w:rPr>
-          <w:rFonts w:ascii="Times New Roman" w:cs="Times New Roman" w:eastAsia="Times New Roman" w:hAnsi="Times New Roman"/>
-          <w:sz w:val="24"/>
-          <w:szCs w:val="24"/>
-        </w:rPr>
-        <w:t xml:space="preserve">) and adds the seasonal effect of the weekday being forecast, taken from the most recent week (</w:t>
+        <w:t xml:space="preserve"> makes the forecast. It starts from the current level, adds the trend for each day ahead with less weight the further ahead it is (</w:t>
+      </w:r>
+      <w:r>
+        <w:rPr>
+          <w:rFonts w:ascii="Times New Roman" w:cs="Times New Roman" w:eastAsia="Times New Roman" w:hAnsi="Times New Roman"/>
+          <w:i/>
+          <w:iCs/>
+          <w:sz w:val="24"/>
+          <w:szCs w:val="24"/>
+        </w:rPr>
+        <w:t xml:space="preserve">φ + φ</w:t>
+      </w:r>
+      <w:r>
+        <w:rPr>
+          <w:rFonts w:ascii="Times New Roman" w:cs="Times New Roman" w:eastAsia="Times New Roman" w:hAnsi="Times New Roman"/>
+          <w:i/>
+          <w:iCs/>
+          <w:sz w:val="24"/>
+          <w:szCs w:val="24"/>
+          <w:vertAlign w:val="superscript"/>
+        </w:rPr>
+        <w:t xml:space="preserve">2</w:t>
+      </w:r>
+      <w:r>
+        <w:rPr>
+          <w:rFonts w:ascii="Times New Roman" w:cs="Times New Roman" w:eastAsia="Times New Roman" w:hAnsi="Times New Roman"/>
+          <w:i/>
+          <w:iCs/>
+          <w:sz w:val="24"/>
+          <w:szCs w:val="24"/>
+        </w:rPr>
+        <w:t xml:space="preserve"> + … + φ</w:t>
+      </w:r>
+      <w:r>
+        <w:rPr>
+          <w:rFonts w:ascii="Times New Roman" w:cs="Times New Roman" w:eastAsia="Times New Roman" w:hAnsi="Times New Roman"/>
+          <w:i/>
+          <w:iCs/>
+          <w:sz w:val="24"/>
+          <w:szCs w:val="24"/>
+          <w:vertAlign w:val="superscript"/>
+        </w:rPr>
+        <w:t xml:space="preserve">h</w:t>
+      </w:r>
+      <w:r>
+        <w:rPr>
+          <w:rFonts w:ascii="Times New Roman" w:cs="Times New Roman" w:eastAsia="Times New Roman" w:hAnsi="Times New Roman"/>
+          <w:sz w:val="24"/>
+          <w:szCs w:val="24"/>
+        </w:rPr>
+        <w:t xml:space="preserve">, which never exceeds </w:t>
+      </w:r>
+      <w:r>
+        <w:rPr>
+          <w:rFonts w:ascii="Times New Roman" w:cs="Times New Roman" w:eastAsia="Times New Roman" w:hAnsi="Times New Roman"/>
+          <w:i/>
+          <w:iCs/>
+          <w:sz w:val="24"/>
+          <w:szCs w:val="24"/>
+        </w:rPr>
+        <w:t xml:space="preserve">φ / (1 − φ)</w:t>
+      </w:r>
+      <w:r>
+        <w:rPr>
+          <w:rFonts w:ascii="Times New Roman" w:cs="Times New Roman" w:eastAsia="Times New Roman" w:hAnsi="Times New Roman"/>
+          <w:sz w:val="24"/>
+          <w:szCs w:val="24"/>
+        </w:rPr>
+        <w:t xml:space="preserve"> = 4) and adds the seasonal effect of the weekday being forecast, taken from the most recent week (</w:t>
       </w:r>
       <w:r>
         <w:rPr>
@@ -9035,7 +9163,7 @@
           <w:sz w:val="24"/>
           <w:szCs w:val="24"/>
         </w:rPr>
-        <w:t xml:space="preserve">The model is started from the first two weeks of sales: the starting level is the average daily sales of the first week, the starting trend is the difference between the averages of the two weeks divided by seven, and each weekday's starting seasonal effect is its sales in the first week minus that week's average. For each product, </w:t>
+        <w:t xml:space="preserve">The model is started from the first two weeks of sales: the starting level is the average daily sales of the first two weeks, the starting trend is the difference between the averages of the two weeks divided by seven, and each weekday's starting seasonal effect is its sales in the first two weeks minus those weeks' averages. After every update the seven seasonal effects are shifted so that they average zero, with the shift moved into the level, so that the weekly pattern cannot slowly absorb the level. For each product, </w:t>
       </w:r>
       <w:r>
         <w:rPr>
@@ -9053,7 +9181,7 @@
           <w:sz w:val="24"/>
           <w:szCs w:val="24"/>
         </w:rPr>
-        <w:t xml:space="preserve">, </w:t>
+        <w:t xml:space="preserve"> (0.02 to 0.7), </w:t>
       </w:r>
       <w:r>
         <w:rPr>
@@ -9071,7 +9199,7 @@
           <w:sz w:val="24"/>
           <w:szCs w:val="24"/>
         </w:rPr>
-        <w:t xml:space="preserve"> and </w:t>
+        <w:t xml:space="preserve"> (0 to 0.05) and </w:t>
       </w:r>
       <w:r>
         <w:rPr>
@@ -9089,7 +9217,7 @@
           <w:sz w:val="24"/>
           <w:szCs w:val="24"/>
         </w:rPr>
-        <w:t xml:space="preserve"> are chosen by trying values from 0.1 to 0.9 and keeping the combination that gives the smallest forecast error on its past sales.</w:t>
+        <w:t xml:space="preserve"> (0.02 to 0.3) are chosen by a grid search: every combination is run over the product's past sales and the one with the smallest squared error of its one-day-ahead forecasts is kept. Days on which the shelf was empty at closing are treated specially: what sold that day is only a lower bound on what customers wanted, so the model uses the larger of the sales and its own forecast and leaves that day out of the error, instead of learning that nobody wants the product.</w:t>
       </w:r>
     </w:p>
     <w:p>
@@ -9237,7 +9365,7 @@
           <w:sz w:val="24"/>
           <w:szCs w:val="24"/>
         </w:rPr>
-        <w:t xml:space="preserve"> = 0.1 and </w:t>
+        <w:t xml:space="preserve"> = 0.1, </w:t>
       </w:r>
       <w:r>
         <w:rPr>
@@ -9255,7 +9383,25 @@
           <w:sz w:val="24"/>
           <w:szCs w:val="24"/>
         </w:rPr>
-        <w:t xml:space="preserve"> = 0.2:</w:t>
+        <w:t xml:space="preserve"> = 0.2 and </w:t>
+      </w:r>
+      <w:r>
+        <w:rPr>
+          <w:rFonts w:ascii="Times New Roman" w:cs="Times New Roman" w:eastAsia="Times New Roman" w:hAnsi="Times New Roman"/>
+          <w:i/>
+          <w:iCs/>
+          <w:sz w:val="24"/>
+          <w:szCs w:val="24"/>
+        </w:rPr>
+        <w:t xml:space="preserve">φ</w:t>
+      </w:r>
+      <w:r>
+        <w:rPr>
+          <w:rFonts w:ascii="Times New Roman" w:cs="Times New Roman" w:eastAsia="Times New Roman" w:hAnsi="Times New Roman"/>
+          <w:sz w:val="24"/>
+          <w:szCs w:val="24"/>
+        </w:rPr>
+        <w:t xml:space="preserve"> = 0.8 (the small re-centring step is left out for clarity):</w:t>
       </w:r>
     </w:p>
     <w:p>
@@ -9303,7 +9449,7 @@
           <w:sz w:val="24"/>
           <w:szCs w:val="24"/>
         </w:rPr>
-        <w:t xml:space="preserve"> = 0.3 × (28 − 6) + 0.7 × (20 + 0.5) = 6.6 + 14.35 = </w:t>
+        <w:t xml:space="preserve"> = 0.3 × (28 − 6) + 0.7 × (20 + 0.8 × 0.5) = 6.6 + 14.28 = </w:t>
       </w:r>
       <w:r>
         <w:rPr>
@@ -9313,7 +9459,7 @@
           <w:sz w:val="24"/>
           <w:szCs w:val="24"/>
         </w:rPr>
-        <w:t xml:space="preserve">20.95</w:t>
+        <w:t xml:space="preserve">20.88</w:t>
       </w:r>
       <w:r>
         <w:rPr>
@@ -9369,7 +9515,7 @@
           <w:sz w:val="24"/>
           <w:szCs w:val="24"/>
         </w:rPr>
-        <w:t xml:space="preserve"> = 0.1 × (20.95 − 20) + 0.9 × 0.5 = 0.095 + 0.45 = </w:t>
+        <w:t xml:space="preserve"> = 0.1 × (20.88 − 20) + 0.9 × 0.8 × 0.5 = 0.088 + 0.36 = </w:t>
       </w:r>
       <w:r>
         <w:rPr>
@@ -9379,7 +9525,7 @@
           <w:sz w:val="24"/>
           <w:szCs w:val="24"/>
         </w:rPr>
-        <w:t xml:space="preserve">0.545</w:t>
+        <w:t xml:space="preserve">0.448</w:t>
       </w:r>
       <w:r>
         <w:rPr>
@@ -9435,7 +9581,7 @@
           <w:sz w:val="24"/>
           <w:szCs w:val="24"/>
         </w:rPr>
-        <w:t xml:space="preserve"> = 0.2 × (28 − 20.95) + 0.8 × 6 = 1.41 + 4.8 = </w:t>
+        <w:t xml:space="preserve"> = 0.2 × (28 − 20.88) + 0.8 × 6 = 1.424 + 4.8 = </w:t>
       </w:r>
       <w:r>
         <w:rPr>
@@ -9445,7 +9591,7 @@
           <w:sz w:val="24"/>
           <w:szCs w:val="24"/>
         </w:rPr>
-        <w:t xml:space="preserve">6.21</w:t>
+        <w:t xml:space="preserve">6.22</w:t>
       </w:r>
       <w:r>
         <w:rPr>
@@ -9548,7 +9694,41 @@
           <w:sz w:val="24"/>
           <w:szCs w:val="24"/>
         </w:rPr>
-        <w:t xml:space="preserve">: </w:t>
+        <w:t xml:space="preserve">: the damping sum is 0.8 + 0.8</w:t>
+      </w:r>
+      <w:r>
+        <w:rPr>
+          <w:rFonts w:ascii="Times New Roman" w:cs="Times New Roman" w:eastAsia="Times New Roman" w:hAnsi="Times New Roman"/>
+          <w:sz w:val="24"/>
+          <w:szCs w:val="24"/>
+          <w:vertAlign w:val="superscript"/>
+        </w:rPr>
+        <w:t xml:space="preserve">2</w:t>
+      </w:r>
+      <w:r>
+        <w:rPr>
+          <w:rFonts w:ascii="Times New Roman" w:cs="Times New Roman" w:eastAsia="Times New Roman" w:hAnsi="Times New Roman"/>
+          <w:sz w:val="24"/>
+          <w:szCs w:val="24"/>
+        </w:rPr>
+        <w:t xml:space="preserve"> + … + 0.8</w:t>
+      </w:r>
+      <w:r>
+        <w:rPr>
+          <w:rFonts w:ascii="Times New Roman" w:cs="Times New Roman" w:eastAsia="Times New Roman" w:hAnsi="Times New Roman"/>
+          <w:sz w:val="24"/>
+          <w:szCs w:val="24"/>
+          <w:vertAlign w:val="superscript"/>
+        </w:rPr>
+        <w:t xml:space="preserve">7</w:t>
+      </w:r>
+      <w:r>
+        <w:rPr>
+          <w:rFonts w:ascii="Times New Roman" w:cs="Times New Roman" w:eastAsia="Times New Roman" w:hAnsi="Times New Roman"/>
+          <w:sz w:val="24"/>
+          <w:szCs w:val="24"/>
+        </w:rPr>
+        <w:t xml:space="preserve"> = 3.16, so </w:t>
       </w:r>
       <w:r>
         <w:rPr>
@@ -9577,7 +9757,7 @@
           <w:sz w:val="24"/>
           <w:szCs w:val="24"/>
         </w:rPr>
-        <w:t xml:space="preserve"> = 20.95 + 7 × 0.545 + 6.21 = 30.975, that is about </w:t>
+        <w:t xml:space="preserve"> = 20.88 + 3.16 × 0.448 + 6.22 = 28.52, that is about </w:t>
       </w:r>
       <w:r>
         <w:rPr>
@@ -9587,7 +9767,7 @@
           <w:sz w:val="24"/>
           <w:szCs w:val="24"/>
         </w:rPr>
-        <w:t xml:space="preserve">31 packets</w:t>
+        <w:t xml:space="preserve">29 packets</w:t>
       </w:r>
       <w:r>
         <w:rPr>
@@ -9610,7 +9790,7 @@
           <w:sz w:val="24"/>
           <w:szCs w:val="24"/>
         </w:rPr>
-        <w:t xml:space="preserve">The system therefore expects about 31 packets to sell next Saturday: more than on an ordinary day because Saturdays are busy, and slightly more than this Saturday because sales are growing.</w:t>
+        <w:t xml:space="preserve">The system therefore expects about 29 packets to sell next Saturday: more than on an ordinary day because Saturdays are busy, and a little more than this Saturday because sales are growing. Without damping the trend would add 7 × 0.448 = 3.1 packets instead of 1.4, and over a month 30 × 0.448 = 13.4 packets instead of 1.8: a few busy days would be projected far into the future, which is why it is damped.</w:t>
       </w:r>
     </w:p>
     <w:p>
@@ -9625,92 +9805,43 @@
           <w:sz w:val="24"/>
           <w:szCs w:val="24"/>
         </w:rPr>
-        <w:t xml:space="preserve">For products with too little history, a moving average is used instead. Festivals such as Diwali, Ganesh Chaturthi and Eid cause short, sharp increases in demand for certain goods; an uplift factor for each product is learned from its sales around past festivals and applied to known upcoming festival dates. Forecast accuracy is measured with the Mean Absolute Percentage Error, MAPE = (100/n) Σ |y</w:t>
-      </w:r>
-      <w:r>
-        <w:rPr>
-          <w:rFonts w:ascii="Times New Roman" w:cs="Times New Roman" w:eastAsia="Times New Roman" w:hAnsi="Times New Roman"/>
-          <w:sz w:val="24"/>
-          <w:szCs w:val="24"/>
-          <w:vertAlign w:val="subscript"/>
-        </w:rPr>
-        <w:t xml:space="preserve">t</w:t>
-      </w:r>
-      <w:r>
-        <w:rPr>
-          <w:rFonts w:ascii="Times New Roman" w:cs="Times New Roman" w:eastAsia="Times New Roman" w:hAnsi="Times New Roman"/>
-          <w:sz w:val="24"/>
-          <w:szCs w:val="24"/>
-        </w:rPr>
-        <w:t xml:space="preserve"> − ŷ</w:t>
-      </w:r>
-      <w:r>
-        <w:rPr>
-          <w:rFonts w:ascii="Times New Roman" w:cs="Times New Roman" w:eastAsia="Times New Roman" w:hAnsi="Times New Roman"/>
-          <w:sz w:val="24"/>
-          <w:szCs w:val="24"/>
-          <w:vertAlign w:val="subscript"/>
-        </w:rPr>
-        <w:t xml:space="preserve">t</w:t>
-      </w:r>
-      <w:r>
-        <w:rPr>
-          <w:rFonts w:ascii="Times New Roman" w:cs="Times New Roman" w:eastAsia="Times New Roman" w:hAnsi="Times New Roman"/>
-          <w:sz w:val="24"/>
-          <w:szCs w:val="24"/>
-        </w:rPr>
-        <w:t xml:space="preserve">| / y</w:t>
-      </w:r>
-      <w:r>
-        <w:rPr>
-          <w:rFonts w:ascii="Times New Roman" w:cs="Times New Roman" w:eastAsia="Times New Roman" w:hAnsi="Times New Roman"/>
-          <w:sz w:val="24"/>
-          <w:szCs w:val="24"/>
-          <w:vertAlign w:val="subscript"/>
-        </w:rPr>
-        <w:t xml:space="preserve">t</w:t>
-      </w:r>
-      <w:r>
-        <w:rPr>
-          <w:rFonts w:ascii="Times New Roman" w:cs="Times New Roman" w:eastAsia="Times New Roman" w:hAnsi="Times New Roman"/>
-          <w:sz w:val="24"/>
-          <w:szCs w:val="24"/>
-        </w:rPr>
-        <w:t xml:space="preserve">, over </w:t>
-      </w:r>
-      <w:r>
-        <w:rPr>
-          <w:rFonts w:ascii="Times New Roman" w:cs="Times New Roman" w:eastAsia="Times New Roman" w:hAnsi="Times New Roman"/>
-          <w:i/>
-          <w:iCs/>
-          <w:sz w:val="24"/>
-          <w:szCs w:val="24"/>
-        </w:rPr>
-        <w:t xml:space="preserve">n</w:t>
-      </w:r>
-      <w:r>
-        <w:rPr>
-          <w:rFonts w:ascii="Times New Roman" w:cs="Times New Roman" w:eastAsia="Times New Roman" w:hAnsi="Times New Roman"/>
-          <w:sz w:val="24"/>
-          <w:szCs w:val="24"/>
-        </w:rPr>
-        <w:t xml:space="preserve"> days kept aside from the fitting (a hold-out period); for example, a MAPE of 15% means the forecasts were off by 15% on average.</w:t>
-      </w:r>
-    </w:p>
-    <w:p>
-      <w:pPr>
-        <w:keepNext/>
-        <w:spacing w:after="100" w:before="160"/>
-      </w:pPr>
-      <w:r>
-        <w:rPr>
-          <w:rFonts w:ascii="Times New Roman" w:cs="Times New Roman" w:eastAsia="Times New Roman" w:hAnsi="Times New Roman"/>
-          <w:b/>
-          <w:bCs/>
-          <w:sz w:val="24"/>
-          <w:szCs w:val="24"/>
-        </w:rPr>
-        <w:t xml:space="preserve">B. Deciding what to reorder</w:t>
+        <w:t xml:space="preserve">For products with less than four weeks of history, the average of recent days is used instead. Festivals such as Diwali, Ganesh Chaturthi and Eid cause short, sharp increases in demand for certain goods. The days of each festival's shopping build-up are left out of the fit; instead, the ratio of what sold to what the model expected is recorded, and a lift </w:t>
+      </w:r>
+      <w:r>
+        <w:rPr>
+          <w:rFonts w:ascii="Times New Roman" w:cs="Times New Roman" w:eastAsia="Times New Roman" w:hAnsi="Times New Roman"/>
+          <w:i/>
+          <w:iCs/>
+          <w:sz w:val="24"/>
+          <w:szCs w:val="24"/>
+        </w:rPr>
+        <w:t xml:space="preserve">U</w:t>
+      </w:r>
+      <w:r>
+        <w:rPr>
+          <w:rFonts w:ascii="Times New Roman" w:cs="Times New Roman" w:eastAsia="Times New Roman" w:hAnsi="Times New Roman"/>
+          <w:sz w:val="24"/>
+          <w:szCs w:val="24"/>
+        </w:rPr>
+        <w:t xml:space="preserve"> for each product and festival is fitted by least squares so that sales at the peak of the build-up are </w:t>
+      </w:r>
+      <w:r>
+        <w:rPr>
+          <w:rFonts w:ascii="Times New Roman" w:cs="Times New Roman" w:eastAsia="Times New Roman" w:hAnsi="Times New Roman"/>
+          <w:i/>
+          <w:iCs/>
+          <w:sz w:val="24"/>
+          <w:szCs w:val="24"/>
+        </w:rPr>
+        <w:t xml:space="preserve">U</w:t>
+      </w:r>
+      <w:r>
+        <w:rPr>
+          <w:rFonts w:ascii="Times New Roman" w:cs="Times New Roman" w:eastAsia="Times New Roman" w:hAnsi="Times New Roman"/>
+          <w:sz w:val="24"/>
+          <w:szCs w:val="24"/>
+        </w:rPr>
+        <w:t xml:space="preserve"> times a normal day, rising gradually over the build-up. Because one festival gives only a few days of evidence, each festival's lift is pulled towards the product's lift over all festivals, which in turn is pulled towards 1× (no change). The lift is applied to the known dates of upcoming festivals.</w:t>
       </w:r>
     </w:p>
     <w:p>
@@ -9725,7 +9856,76 @@
           <w:sz w:val="24"/>
           <w:szCs w:val="24"/>
         </w:rPr>
-        <w:t xml:space="preserve">For each product the expected demand over the supplier's lead time L is computed from the forecast. Safety stock protects against demand being higher than forecast: safety stock = z × σ × √L, where σ is the standard deviation of daily forecast errors and z = 1.65 gives a 95% service level. The reorder point is the lead-time demand plus the safety stock. When the stock on hand plus the quantity already on order falls to or below the reorder point, the product is added to a restock plan with a suggested quantity = demand over the lead time and review period + safety stock − stock on hand − quantity on order, rounded up to the pack size. Each item carries a short reason, for example "sales up 40% this month; supplier takes 3 days".</w:t>
+        <w:t xml:space="preserve">Forecast accuracy is measured on data the model has not seen: the model is fitted on all but the last four weeks, forecasts those four weeks, and the weekly totals are compared with what actually sold, using the Mean Absolute Percentage Error, MAPE = (100/n) Σ |y</w:t>
+      </w:r>
+      <w:r>
+        <w:rPr>
+          <w:rFonts w:ascii="Times New Roman" w:cs="Times New Roman" w:eastAsia="Times New Roman" w:hAnsi="Times New Roman"/>
+          <w:sz w:val="24"/>
+          <w:szCs w:val="24"/>
+          <w:vertAlign w:val="subscript"/>
+        </w:rPr>
+        <w:t xml:space="preserve">w</w:t>
+      </w:r>
+      <w:r>
+        <w:rPr>
+          <w:rFonts w:ascii="Times New Roman" w:cs="Times New Roman" w:eastAsia="Times New Roman" w:hAnsi="Times New Roman"/>
+          <w:sz w:val="24"/>
+          <w:szCs w:val="24"/>
+        </w:rPr>
+        <w:t xml:space="preserve"> − ŷ</w:t>
+      </w:r>
+      <w:r>
+        <w:rPr>
+          <w:rFonts w:ascii="Times New Roman" w:cs="Times New Roman" w:eastAsia="Times New Roman" w:hAnsi="Times New Roman"/>
+          <w:sz w:val="24"/>
+          <w:szCs w:val="24"/>
+          <w:vertAlign w:val="subscript"/>
+        </w:rPr>
+        <w:t xml:space="preserve">w</w:t>
+      </w:r>
+      <w:r>
+        <w:rPr>
+          <w:rFonts w:ascii="Times New Roman" w:cs="Times New Roman" w:eastAsia="Times New Roman" w:hAnsi="Times New Roman"/>
+          <w:sz w:val="24"/>
+          <w:szCs w:val="24"/>
+        </w:rPr>
+        <w:t xml:space="preserve">| / y</w:t>
+      </w:r>
+      <w:r>
+        <w:rPr>
+          <w:rFonts w:ascii="Times New Roman" w:cs="Times New Roman" w:eastAsia="Times New Roman" w:hAnsi="Times New Roman"/>
+          <w:sz w:val="24"/>
+          <w:szCs w:val="24"/>
+          <w:vertAlign w:val="subscript"/>
+        </w:rPr>
+        <w:t xml:space="preserve">w</w:t>
+      </w:r>
+      <w:r>
+        <w:rPr>
+          <w:rFonts w:ascii="Times New Roman" w:cs="Times New Roman" w:eastAsia="Times New Roman" w:hAnsi="Times New Roman"/>
+          <w:sz w:val="24"/>
+          <w:szCs w:val="24"/>
+        </w:rPr>
+        <w:t xml:space="preserve">, over the </w:t>
+      </w:r>
+      <w:r>
+        <w:rPr>
+          <w:rFonts w:ascii="Times New Roman" w:cs="Times New Roman" w:eastAsia="Times New Roman" w:hAnsi="Times New Roman"/>
+          <w:i/>
+          <w:iCs/>
+          <w:sz w:val="24"/>
+          <w:szCs w:val="24"/>
+        </w:rPr>
+        <w:t xml:space="preserve">n</w:t>
+      </w:r>
+      <w:r>
+        <w:rPr>
+          <w:rFonts w:ascii="Times New Roman" w:cs="Times New Roman" w:eastAsia="Times New Roman" w:hAnsi="Times New Roman"/>
+          <w:sz w:val="24"/>
+          <w:szCs w:val="24"/>
+        </w:rPr>
+        <w:t xml:space="preserve"> weeks (weeks with an empty shelf are left out, because their true demand is unknown). For example, a MAPE of 15% means the weekly forecasts were off by 15% on average. Because MAPE favours forecasts that are too low, the weighted error (total absolute error ÷ total sales) and the bias (forecast total ÷ actual total − 1) are reported too, and all three are compared with a simple 28-day moving average. The Smart Restock page shows these figures for the shop's own data.</w:t>
       </w:r>
     </w:p>
     <w:p>
@@ -9741,7 +9941,7 @@
           <w:sz w:val="24"/>
           <w:szCs w:val="24"/>
         </w:rPr>
-        <w:t xml:space="preserve">C. The owner decides</w:t>
+        <w:t xml:space="preserve">B. Deciding what to reorder</w:t>
       </w:r>
     </w:p>
     <w:p>
@@ -9756,7 +9956,38 @@
           <w:sz w:val="24"/>
           <w:szCs w:val="24"/>
         </w:rPr>
-        <w:t xml:space="preserve">Items are grouped by supplier into a draft restock plan, and the dashboard shows an alert. The owner sees the list of items, quantities, costs and reasons, can change quantities or remove items, and then confirms or cancels the plan. Only on confirmation does the system create one purchase order per supplier, inside a single transaction, after re-checking stock and open orders. A plan that is not confirmed within 24 hours, or whose stock situation has changed, expires.</w:t>
+        <w:t xml:space="preserve">For each product the expected demand over the supplier's lead time L is computed from the forecast. Safety stock protects against demand being higher than forecast: safety stock = z × σ × √L, where σ is the standard deviation of daily forecast errors and z = 1.65 gives a 95% service level. The reorder point is the lead-time demand plus the safety stock. When the stock on hand plus the quantity already on order falls to or below the reorder point (or to the product's own reorder level, if the owner has set a higher one), or would not last until a delivery ordered today arrives, the product is added to a restock plan with a suggested quantity = demand over the lead time and a one-week review period + safety stock − stock on hand − quantity on order, rounded up to the pack size. A product with stock on the shelf and no sale for 60 days is dead stock and is never reordered. Each item carries a short reason, for example "sales up 40% this month; supplier takes 3 days".</w:t>
+      </w:r>
+    </w:p>
+    <w:p>
+      <w:pPr>
+        <w:keepNext/>
+        <w:spacing w:after="100" w:before="160"/>
+      </w:pPr>
+      <w:r>
+        <w:rPr>
+          <w:rFonts w:ascii="Times New Roman" w:cs="Times New Roman" w:eastAsia="Times New Roman" w:hAnsi="Times New Roman"/>
+          <w:b/>
+          <w:bCs/>
+          <w:sz w:val="24"/>
+          <w:szCs w:val="24"/>
+        </w:rPr>
+        <w:t xml:space="preserve">C. The owner decides</w:t>
+      </w:r>
+    </w:p>
+    <w:p>
+      <w:pPr>
+        <w:spacing w:after="140" w:before="0" w:line="360"/>
+        <w:ind w:firstLine="720"/>
+        <w:jc w:val="both"/>
+      </w:pPr>
+      <w:r>
+        <w:rPr>
+          <w:rFonts w:ascii="Times New Roman" w:cs="Times New Roman" w:eastAsia="Times New Roman" w:hAnsi="Times New Roman"/>
+          <w:sz w:val="24"/>
+          <w:szCs w:val="24"/>
+        </w:rPr>
+        <w:t xml:space="preserve">Items are grouped by supplier into a draft restock plan, and the dashboard shows an alert. The owner sees the list of items, quantities, costs and reasons, can change quantities or remove items, and then confirms or cancels the plan. The owner may also set a budget, in which case the most urgent items first get one pack each, then enough to last until their delivery, and then the rest of their suggestion, so that a small budget covers many items a little rather than one item fully. Only on confirmation does the system create one purchase order per supplier, inside a single transaction. Confirmation first re-checks the goods on order: if any of the items were ordered since the plan was made, the plan expires instead, so nothing is ordered twice. A plan that is not confirmed within 24 hours, or that is replaced by a newer plan, also expires.</w:t>
       </w:r>
     </w:p>
     <w:p>
